--- a/docs/DOC-028 — Proceso de Determinación de Responsabilidades Arquitectónicas Emergentes.docx
+++ b/docs/DOC-028 — Proceso de Determinación de Responsabilidades Arquitectónicas Emergentes.docx
@@ -7919,6 +7919,23 @@
           <w:rtl w:val="0"/>
         </w:rPr>
         <w:t xml:space="preserve">24. Aplicación inicial del proceso</w:t>
+        <w:br w:type="textWrapping"/>
+      </w:r>
+    </w:p>
+    <w:p>
+      <w:pPr>
+        <w:rPr/>
+      </w:pPr>
+      <w:r>
+        <w:rPr>
+          <w:rtl w:val="0"/>
+        </w:rPr>
+        <w:t xml:space="preserve">La siguiente sección constituye únicamente un ejemplo completo de aplicación del proceso definido por DOC-028. No forma parte del proceso normativo y no limita futuras aplicaciones del mismo. </w:t>
+      </w:r>
+      <w:r>
+        <w:rPr>
+          <w:rtl w:val="0"/>
+        </w:rPr>
       </w:r>
     </w:p>
     <w:p>
@@ -9302,14 +9319,23 @@
     </w:p>
     <w:p>
       <w:pPr>
+        <w:pStyle w:val="Heading2"/>
         <w:spacing w:after="240" w:before="240" w:lineRule="auto"/>
         <w:rPr/>
       </w:pPr>
+      <w:bookmarkStart w:colFirst="0" w:colLast="0" w:name="_e8oa9rhqprtw" w:id="77"/>
+      <w:bookmarkEnd w:id="77"/>
       <w:r>
         <w:rPr>
           <w:rtl w:val="0"/>
         </w:rPr>
         <w:t xml:space="preserve">Cuando la evidencia sea suficiente, el razonamiento deberá cerrarse y el proceso avanzará a documentación.</w:t>
+        <w:br w:type="textWrapping"/>
+        <w:br w:type="textWrapping"/>
+        <w:t xml:space="preserve">DA-028-011 </w:t>
+        <w:br w:type="textWrapping"/>
+        <w:br w:type="textWrapping"/>
+        <w:t xml:space="preserve">DOC-028 no podrá modificar la arquitectura existente. Su único resultado posible será: • no incorporar ninguna responsabilidad, • evolucionar una Capability existente, • o autorizar la documentación de una nueva Capability. </w:t>
       </w:r>
     </w:p>
     <w:p>
@@ -9340,8 +9366,8 @@
           <w:szCs w:val="46"/>
         </w:rPr>
       </w:pPr>
-      <w:bookmarkStart w:colFirst="0" w:colLast="0" w:name="_4ogf8l6cfht8" w:id="77"/>
-      <w:bookmarkEnd w:id="77"/>
+      <w:bookmarkStart w:colFirst="0" w:colLast="0" w:name="_4ogf8l6cfht8" w:id="78"/>
+      <w:bookmarkEnd w:id="78"/>
       <w:r>
         <w:rPr>
           <w:b w:val="1"/>
@@ -9569,8 +9595,8 @@
           <w:szCs w:val="46"/>
         </w:rPr>
       </w:pPr>
-      <w:bookmarkStart w:colFirst="0" w:colLast="0" w:name="_bsapf8s37xt7" w:id="78"/>
-      <w:bookmarkEnd w:id="78"/>
+      <w:bookmarkStart w:colFirst="0" w:colLast="0" w:name="_bsapf8s37xt7" w:id="79"/>
+      <w:bookmarkEnd w:id="79"/>
       <w:r>
         <w:rPr>
           <w:b w:val="1"/>
@@ -9595,8 +9621,8 @@
           <w:szCs w:val="34"/>
         </w:rPr>
       </w:pPr>
-      <w:bookmarkStart w:colFirst="0" w:colLast="0" w:name="_kf2slldqeq5k" w:id="79"/>
-      <w:bookmarkEnd w:id="79"/>
+      <w:bookmarkStart w:colFirst="0" w:colLast="0" w:name="_kf2slldqeq5k" w:id="80"/>
+      <w:bookmarkEnd w:id="80"/>
       <w:r>
         <w:rPr>
           <w:b w:val="1"/>
@@ -9650,8 +9676,8 @@
           <w:szCs w:val="34"/>
         </w:rPr>
       </w:pPr>
-      <w:bookmarkStart w:colFirst="0" w:colLast="0" w:name="_y3oki8bcmfkw" w:id="80"/>
-      <w:bookmarkEnd w:id="80"/>
+      <w:bookmarkStart w:colFirst="0" w:colLast="0" w:name="_y3oki8bcmfkw" w:id="81"/>
+      <w:bookmarkEnd w:id="81"/>
       <w:r>
         <w:rPr>
           <w:b w:val="1"/>
@@ -9705,8 +9731,8 @@
           <w:szCs w:val="34"/>
         </w:rPr>
       </w:pPr>
-      <w:bookmarkStart w:colFirst="0" w:colLast="0" w:name="_1atw2cr3eaer" w:id="81"/>
-      <w:bookmarkEnd w:id="81"/>
+      <w:bookmarkStart w:colFirst="0" w:colLast="0" w:name="_1atw2cr3eaer" w:id="82"/>
+      <w:bookmarkEnd w:id="82"/>
       <w:r>
         <w:rPr>
           <w:b w:val="1"/>
@@ -9760,8 +9786,8 @@
           <w:szCs w:val="34"/>
         </w:rPr>
       </w:pPr>
-      <w:bookmarkStart w:colFirst="0" w:colLast="0" w:name="_5napbvp6tcwx" w:id="82"/>
-      <w:bookmarkEnd w:id="82"/>
+      <w:bookmarkStart w:colFirst="0" w:colLast="0" w:name="_5napbvp6tcwx" w:id="83"/>
+      <w:bookmarkEnd w:id="83"/>
       <w:r>
         <w:rPr>
           <w:b w:val="1"/>
@@ -9815,8 +9841,8 @@
           <w:szCs w:val="34"/>
         </w:rPr>
       </w:pPr>
-      <w:bookmarkStart w:colFirst="0" w:colLast="0" w:name="_ckg0viuxrt92" w:id="83"/>
-      <w:bookmarkEnd w:id="83"/>
+      <w:bookmarkStart w:colFirst="0" w:colLast="0" w:name="_ckg0viuxrt92" w:id="84"/>
+      <w:bookmarkEnd w:id="84"/>
       <w:r>
         <w:rPr>
           <w:b w:val="1"/>
@@ -9870,8 +9896,8 @@
           <w:szCs w:val="34"/>
         </w:rPr>
       </w:pPr>
-      <w:bookmarkStart w:colFirst="0" w:colLast="0" w:name="_u2rxvshet70t" w:id="84"/>
-      <w:bookmarkEnd w:id="84"/>
+      <w:bookmarkStart w:colFirst="0" w:colLast="0" w:name="_u2rxvshet70t" w:id="85"/>
+      <w:bookmarkEnd w:id="85"/>
       <w:r>
         <w:rPr>
           <w:b w:val="1"/>
@@ -9940,8 +9966,8 @@
           <w:szCs w:val="46"/>
         </w:rPr>
       </w:pPr>
-      <w:bookmarkStart w:colFirst="0" w:colLast="0" w:name="_u7hvfr1wm50f" w:id="85"/>
-      <w:bookmarkEnd w:id="85"/>
+      <w:bookmarkStart w:colFirst="0" w:colLast="0" w:name="_u7hvfr1wm50f" w:id="86"/>
+      <w:bookmarkEnd w:id="86"/>
       <w:r>
         <w:rPr>
           <w:b w:val="1"/>
@@ -10110,8 +10136,8 @@
           <w:szCs w:val="46"/>
         </w:rPr>
       </w:pPr>
-      <w:bookmarkStart w:colFirst="0" w:colLast="0" w:name="_sokbk5y5shz9" w:id="86"/>
-      <w:bookmarkEnd w:id="86"/>
+      <w:bookmarkStart w:colFirst="0" w:colLast="0" w:name="_sokbk5y5shz9" w:id="87"/>
+      <w:bookmarkEnd w:id="87"/>
       <w:r>
         <w:rPr>
           <w:b w:val="1"/>
@@ -10320,6 +10346,9 @@
         <w:rPr>
           <w:rtl w:val="0"/>
         </w:rPr>
+        <w:br w:type="textWrapping"/>
+        <w:br w:type="textWrapping"/>
+        <w:t xml:space="preserve">DOC-028 se convierte, a partir de su aprobación, en el procedimiento oficial mediante el cual TramitaGO Quant Platform determina la aparición de nuevas responsabilidades arquitectónicas. Toda futura Capability deberá justificar su existencia mediante este proceso o mediante una revisión equivalente aprobada. </w:t>
       </w:r>
     </w:p>
     <w:p>

--- a/docs/DOC-028 — Proceso de Determinación de Responsabilidades Arquitectónicas Emergentes.docx
+++ b/docs/DOC-028 — Proceso de Determinación de Responsabilidades Arquitectónicas Emergentes.docx
@@ -672,7 +672,7 @@
       <w:pPr>
         <w:numPr>
           <w:ilvl w:val="0"/>
-          <w:numId w:val="29"/>
+          <w:numId w:val="30"/>
         </w:numPr>
         <w:spacing w:after="0" w:afterAutospacing="0" w:before="240" w:lineRule="auto"/>
         <w:ind w:left="720" w:hanging="360"/>
@@ -688,7 +688,7 @@
       <w:pPr>
         <w:numPr>
           <w:ilvl w:val="0"/>
-          <w:numId w:val="29"/>
+          <w:numId w:val="30"/>
         </w:numPr>
         <w:spacing w:after="0" w:afterAutospacing="0" w:before="0" w:beforeAutospacing="0" w:lineRule="auto"/>
         <w:ind w:left="720" w:hanging="360"/>
@@ -704,7 +704,7 @@
       <w:pPr>
         <w:numPr>
           <w:ilvl w:val="0"/>
-          <w:numId w:val="29"/>
+          <w:numId w:val="30"/>
         </w:numPr>
         <w:spacing w:after="0" w:afterAutospacing="0" w:before="0" w:beforeAutospacing="0" w:lineRule="auto"/>
         <w:ind w:left="720" w:hanging="360"/>
@@ -720,7 +720,7 @@
       <w:pPr>
         <w:numPr>
           <w:ilvl w:val="0"/>
-          <w:numId w:val="29"/>
+          <w:numId w:val="30"/>
         </w:numPr>
         <w:spacing w:after="0" w:afterAutospacing="0" w:before="0" w:beforeAutospacing="0" w:lineRule="auto"/>
         <w:ind w:left="720" w:hanging="360"/>
@@ -736,7 +736,7 @@
       <w:pPr>
         <w:numPr>
           <w:ilvl w:val="0"/>
-          <w:numId w:val="29"/>
+          <w:numId w:val="30"/>
         </w:numPr>
         <w:spacing w:after="0" w:afterAutospacing="0" w:before="0" w:beforeAutospacing="0" w:lineRule="auto"/>
         <w:ind w:left="720" w:hanging="360"/>
@@ -752,7 +752,7 @@
       <w:pPr>
         <w:numPr>
           <w:ilvl w:val="0"/>
-          <w:numId w:val="29"/>
+          <w:numId w:val="30"/>
         </w:numPr>
         <w:spacing w:after="0" w:afterAutospacing="0" w:before="0" w:beforeAutospacing="0" w:lineRule="auto"/>
         <w:ind w:left="720" w:hanging="360"/>
@@ -768,7 +768,7 @@
       <w:pPr>
         <w:numPr>
           <w:ilvl w:val="0"/>
-          <w:numId w:val="29"/>
+          <w:numId w:val="30"/>
         </w:numPr>
         <w:spacing w:after="0" w:afterAutospacing="0" w:before="0" w:beforeAutospacing="0" w:lineRule="auto"/>
         <w:ind w:left="720" w:hanging="360"/>
@@ -784,7 +784,7 @@
       <w:pPr>
         <w:numPr>
           <w:ilvl w:val="0"/>
-          <w:numId w:val="29"/>
+          <w:numId w:val="30"/>
         </w:numPr>
         <w:spacing w:after="0" w:afterAutospacing="0" w:before="0" w:beforeAutospacing="0" w:lineRule="auto"/>
         <w:ind w:left="720" w:hanging="360"/>
@@ -800,7 +800,7 @@
       <w:pPr>
         <w:numPr>
           <w:ilvl w:val="0"/>
-          <w:numId w:val="29"/>
+          <w:numId w:val="30"/>
         </w:numPr>
         <w:spacing w:after="0" w:afterAutospacing="0" w:before="0" w:beforeAutospacing="0" w:lineRule="auto"/>
         <w:ind w:left="720" w:hanging="360"/>
@@ -816,7 +816,7 @@
       <w:pPr>
         <w:numPr>
           <w:ilvl w:val="0"/>
-          <w:numId w:val="29"/>
+          <w:numId w:val="30"/>
         </w:numPr>
         <w:spacing w:after="240" w:before="0" w:beforeAutospacing="0" w:lineRule="auto"/>
         <w:ind w:left="720" w:hanging="360"/>
@@ -885,7 +885,7 @@
       <w:pPr>
         <w:numPr>
           <w:ilvl w:val="0"/>
-          <w:numId w:val="37"/>
+          <w:numId w:val="39"/>
         </w:numPr>
         <w:spacing w:after="0" w:afterAutospacing="0" w:before="240" w:lineRule="auto"/>
         <w:ind w:left="720" w:hanging="360"/>
@@ -901,7 +901,7 @@
       <w:pPr>
         <w:numPr>
           <w:ilvl w:val="0"/>
-          <w:numId w:val="37"/>
+          <w:numId w:val="39"/>
         </w:numPr>
         <w:spacing w:after="0" w:afterAutospacing="0" w:before="0" w:beforeAutospacing="0" w:lineRule="auto"/>
         <w:ind w:left="720" w:hanging="360"/>
@@ -917,7 +917,7 @@
       <w:pPr>
         <w:numPr>
           <w:ilvl w:val="0"/>
-          <w:numId w:val="37"/>
+          <w:numId w:val="39"/>
         </w:numPr>
         <w:spacing w:after="0" w:afterAutospacing="0" w:before="0" w:beforeAutospacing="0" w:lineRule="auto"/>
         <w:ind w:left="720" w:hanging="360"/>
@@ -933,7 +933,7 @@
       <w:pPr>
         <w:numPr>
           <w:ilvl w:val="0"/>
-          <w:numId w:val="37"/>
+          <w:numId w:val="39"/>
         </w:numPr>
         <w:spacing w:after="240" w:before="0" w:beforeAutospacing="0" w:lineRule="auto"/>
         <w:ind w:left="720" w:hanging="360"/>
@@ -985,7 +985,7 @@
       <w:pPr>
         <w:numPr>
           <w:ilvl w:val="0"/>
-          <w:numId w:val="22"/>
+          <w:numId w:val="23"/>
         </w:numPr>
         <w:spacing w:after="0" w:afterAutospacing="0" w:before="240" w:lineRule="auto"/>
         <w:ind w:left="720" w:hanging="360"/>
@@ -1001,7 +1001,7 @@
       <w:pPr>
         <w:numPr>
           <w:ilvl w:val="0"/>
-          <w:numId w:val="22"/>
+          <w:numId w:val="23"/>
         </w:numPr>
         <w:spacing w:after="0" w:afterAutospacing="0" w:before="0" w:beforeAutospacing="0" w:lineRule="auto"/>
         <w:ind w:left="720" w:hanging="360"/>
@@ -1017,7 +1017,7 @@
       <w:pPr>
         <w:numPr>
           <w:ilvl w:val="0"/>
-          <w:numId w:val="22"/>
+          <w:numId w:val="23"/>
         </w:numPr>
         <w:spacing w:after="0" w:afterAutospacing="0" w:before="0" w:beforeAutospacing="0" w:lineRule="auto"/>
         <w:ind w:left="720" w:hanging="360"/>
@@ -1033,7 +1033,7 @@
       <w:pPr>
         <w:numPr>
           <w:ilvl w:val="0"/>
-          <w:numId w:val="22"/>
+          <w:numId w:val="23"/>
         </w:numPr>
         <w:spacing w:after="0" w:afterAutospacing="0" w:before="0" w:beforeAutospacing="0" w:lineRule="auto"/>
         <w:ind w:left="720" w:hanging="360"/>
@@ -1049,7 +1049,7 @@
       <w:pPr>
         <w:numPr>
           <w:ilvl w:val="0"/>
-          <w:numId w:val="22"/>
+          <w:numId w:val="23"/>
         </w:numPr>
         <w:spacing w:after="0" w:afterAutospacing="0" w:before="0" w:beforeAutospacing="0" w:lineRule="auto"/>
         <w:ind w:left="720" w:hanging="360"/>
@@ -1065,7 +1065,7 @@
       <w:pPr>
         <w:numPr>
           <w:ilvl w:val="0"/>
-          <w:numId w:val="22"/>
+          <w:numId w:val="23"/>
         </w:numPr>
         <w:spacing w:after="240" w:before="0" w:beforeAutospacing="0" w:lineRule="auto"/>
         <w:ind w:left="720" w:hanging="360"/>
@@ -1423,7 +1423,7 @@
       <w:pPr>
         <w:numPr>
           <w:ilvl w:val="0"/>
-          <w:numId w:val="36"/>
+          <w:numId w:val="38"/>
         </w:numPr>
         <w:spacing w:after="0" w:afterAutospacing="0" w:before="240" w:lineRule="auto"/>
         <w:ind w:left="720" w:hanging="360"/>
@@ -1439,7 +1439,7 @@
       <w:pPr>
         <w:numPr>
           <w:ilvl w:val="0"/>
-          <w:numId w:val="36"/>
+          <w:numId w:val="38"/>
         </w:numPr>
         <w:spacing w:after="0" w:afterAutospacing="0" w:before="0" w:beforeAutospacing="0" w:lineRule="auto"/>
         <w:ind w:left="720" w:hanging="360"/>
@@ -1455,7 +1455,7 @@
       <w:pPr>
         <w:numPr>
           <w:ilvl w:val="0"/>
-          <w:numId w:val="36"/>
+          <w:numId w:val="38"/>
         </w:numPr>
         <w:spacing w:after="0" w:afterAutospacing="0" w:before="0" w:beforeAutospacing="0" w:lineRule="auto"/>
         <w:ind w:left="720" w:hanging="360"/>
@@ -1471,7 +1471,7 @@
       <w:pPr>
         <w:numPr>
           <w:ilvl w:val="0"/>
-          <w:numId w:val="36"/>
+          <w:numId w:val="38"/>
         </w:numPr>
         <w:spacing w:after="0" w:afterAutospacing="0" w:before="0" w:beforeAutospacing="0" w:lineRule="auto"/>
         <w:ind w:left="720" w:hanging="360"/>
@@ -1487,7 +1487,7 @@
       <w:pPr>
         <w:numPr>
           <w:ilvl w:val="0"/>
-          <w:numId w:val="36"/>
+          <w:numId w:val="38"/>
         </w:numPr>
         <w:spacing w:after="0" w:afterAutospacing="0" w:before="0" w:beforeAutospacing="0" w:lineRule="auto"/>
         <w:ind w:left="720" w:hanging="360"/>
@@ -1503,7 +1503,7 @@
       <w:pPr>
         <w:numPr>
           <w:ilvl w:val="0"/>
-          <w:numId w:val="36"/>
+          <w:numId w:val="38"/>
         </w:numPr>
         <w:spacing w:after="0" w:afterAutospacing="0" w:before="0" w:beforeAutospacing="0" w:lineRule="auto"/>
         <w:ind w:left="720" w:hanging="360"/>
@@ -1519,7 +1519,7 @@
       <w:pPr>
         <w:numPr>
           <w:ilvl w:val="0"/>
-          <w:numId w:val="36"/>
+          <w:numId w:val="38"/>
         </w:numPr>
         <w:spacing w:after="240" w:before="0" w:beforeAutospacing="0" w:lineRule="auto"/>
         <w:ind w:left="720" w:hanging="360"/>
@@ -1770,7 +1770,7 @@
       <w:pPr>
         <w:numPr>
           <w:ilvl w:val="0"/>
-          <w:numId w:val="38"/>
+          <w:numId w:val="40"/>
         </w:numPr>
         <w:spacing w:after="0" w:afterAutospacing="0" w:before="240" w:lineRule="auto"/>
         <w:ind w:left="720" w:hanging="360"/>
@@ -1786,7 +1786,7 @@
       <w:pPr>
         <w:numPr>
           <w:ilvl w:val="0"/>
-          <w:numId w:val="38"/>
+          <w:numId w:val="40"/>
         </w:numPr>
         <w:spacing w:after="0" w:afterAutospacing="0" w:before="0" w:beforeAutospacing="0" w:lineRule="auto"/>
         <w:ind w:left="720" w:hanging="360"/>
@@ -1802,7 +1802,7 @@
       <w:pPr>
         <w:numPr>
           <w:ilvl w:val="0"/>
-          <w:numId w:val="38"/>
+          <w:numId w:val="40"/>
         </w:numPr>
         <w:spacing w:after="0" w:afterAutospacing="0" w:before="0" w:beforeAutospacing="0" w:lineRule="auto"/>
         <w:ind w:left="720" w:hanging="360"/>
@@ -1818,7 +1818,7 @@
       <w:pPr>
         <w:numPr>
           <w:ilvl w:val="0"/>
-          <w:numId w:val="38"/>
+          <w:numId w:val="40"/>
         </w:numPr>
         <w:spacing w:after="0" w:afterAutospacing="0" w:before="0" w:beforeAutospacing="0" w:lineRule="auto"/>
         <w:ind w:left="720" w:hanging="360"/>
@@ -1834,7 +1834,7 @@
       <w:pPr>
         <w:numPr>
           <w:ilvl w:val="0"/>
-          <w:numId w:val="38"/>
+          <w:numId w:val="40"/>
         </w:numPr>
         <w:spacing w:after="0" w:afterAutospacing="0" w:before="0" w:beforeAutospacing="0" w:lineRule="auto"/>
         <w:ind w:left="720" w:hanging="360"/>
@@ -1850,7 +1850,7 @@
       <w:pPr>
         <w:numPr>
           <w:ilvl w:val="0"/>
-          <w:numId w:val="38"/>
+          <w:numId w:val="40"/>
         </w:numPr>
         <w:spacing w:after="0" w:afterAutospacing="0" w:before="0" w:beforeAutospacing="0" w:lineRule="auto"/>
         <w:ind w:left="720" w:hanging="360"/>
@@ -1866,7 +1866,7 @@
       <w:pPr>
         <w:numPr>
           <w:ilvl w:val="0"/>
-          <w:numId w:val="38"/>
+          <w:numId w:val="40"/>
         </w:numPr>
         <w:spacing w:after="0" w:afterAutospacing="0" w:before="0" w:beforeAutospacing="0" w:lineRule="auto"/>
         <w:ind w:left="720" w:hanging="360"/>
@@ -1882,7 +1882,7 @@
       <w:pPr>
         <w:numPr>
           <w:ilvl w:val="0"/>
-          <w:numId w:val="38"/>
+          <w:numId w:val="40"/>
         </w:numPr>
         <w:spacing w:after="0" w:afterAutospacing="0" w:before="0" w:beforeAutospacing="0" w:lineRule="auto"/>
         <w:ind w:left="720" w:hanging="360"/>
@@ -1898,7 +1898,7 @@
       <w:pPr>
         <w:numPr>
           <w:ilvl w:val="0"/>
-          <w:numId w:val="38"/>
+          <w:numId w:val="40"/>
         </w:numPr>
         <w:spacing w:after="240" w:before="0" w:beforeAutospacing="0" w:lineRule="auto"/>
         <w:ind w:left="720" w:hanging="360"/>
@@ -2138,7 +2138,7 @@
       <w:pPr>
         <w:numPr>
           <w:ilvl w:val="0"/>
-          <w:numId w:val="35"/>
+          <w:numId w:val="36"/>
         </w:numPr>
         <w:spacing w:after="0" w:afterAutospacing="0" w:before="240" w:lineRule="auto"/>
         <w:ind w:left="720" w:hanging="360"/>
@@ -2154,7 +2154,7 @@
       <w:pPr>
         <w:numPr>
           <w:ilvl w:val="0"/>
-          <w:numId w:val="35"/>
+          <w:numId w:val="36"/>
         </w:numPr>
         <w:spacing w:after="0" w:afterAutospacing="0" w:before="0" w:beforeAutospacing="0" w:lineRule="auto"/>
         <w:ind w:left="720" w:hanging="360"/>
@@ -2170,7 +2170,7 @@
       <w:pPr>
         <w:numPr>
           <w:ilvl w:val="0"/>
-          <w:numId w:val="35"/>
+          <w:numId w:val="36"/>
         </w:numPr>
         <w:spacing w:after="0" w:afterAutospacing="0" w:before="0" w:beforeAutospacing="0" w:lineRule="auto"/>
         <w:ind w:left="720" w:hanging="360"/>
@@ -2186,7 +2186,7 @@
       <w:pPr>
         <w:numPr>
           <w:ilvl w:val="0"/>
-          <w:numId w:val="35"/>
+          <w:numId w:val="36"/>
         </w:numPr>
         <w:spacing w:after="0" w:afterAutospacing="0" w:before="0" w:beforeAutospacing="0" w:lineRule="auto"/>
         <w:ind w:left="720" w:hanging="360"/>
@@ -2202,7 +2202,7 @@
       <w:pPr>
         <w:numPr>
           <w:ilvl w:val="0"/>
-          <w:numId w:val="35"/>
+          <w:numId w:val="36"/>
         </w:numPr>
         <w:spacing w:after="0" w:afterAutospacing="0" w:before="0" w:beforeAutospacing="0" w:lineRule="auto"/>
         <w:ind w:left="720" w:hanging="360"/>
@@ -2218,7 +2218,7 @@
       <w:pPr>
         <w:numPr>
           <w:ilvl w:val="0"/>
-          <w:numId w:val="35"/>
+          <w:numId w:val="36"/>
         </w:numPr>
         <w:spacing w:after="240" w:before="0" w:beforeAutospacing="0" w:lineRule="auto"/>
         <w:ind w:left="720" w:hanging="360"/>
@@ -2287,7 +2287,7 @@
       <w:pPr>
         <w:numPr>
           <w:ilvl w:val="0"/>
-          <w:numId w:val="19"/>
+          <w:numId w:val="20"/>
         </w:numPr>
         <w:spacing w:after="0" w:afterAutospacing="0" w:before="240" w:lineRule="auto"/>
         <w:ind w:left="720" w:hanging="360"/>
@@ -2303,7 +2303,7 @@
       <w:pPr>
         <w:numPr>
           <w:ilvl w:val="0"/>
-          <w:numId w:val="19"/>
+          <w:numId w:val="20"/>
         </w:numPr>
         <w:spacing w:after="0" w:afterAutospacing="0" w:before="0" w:beforeAutospacing="0" w:lineRule="auto"/>
         <w:ind w:left="720" w:hanging="360"/>
@@ -2319,7 +2319,7 @@
       <w:pPr>
         <w:numPr>
           <w:ilvl w:val="0"/>
-          <w:numId w:val="19"/>
+          <w:numId w:val="20"/>
         </w:numPr>
         <w:spacing w:after="0" w:afterAutospacing="0" w:before="0" w:beforeAutospacing="0" w:lineRule="auto"/>
         <w:ind w:left="720" w:hanging="360"/>
@@ -2335,7 +2335,7 @@
       <w:pPr>
         <w:numPr>
           <w:ilvl w:val="0"/>
-          <w:numId w:val="19"/>
+          <w:numId w:val="20"/>
         </w:numPr>
         <w:spacing w:after="0" w:afterAutospacing="0" w:before="0" w:beforeAutospacing="0" w:lineRule="auto"/>
         <w:ind w:left="720" w:hanging="360"/>
@@ -2351,7 +2351,7 @@
       <w:pPr>
         <w:numPr>
           <w:ilvl w:val="0"/>
-          <w:numId w:val="19"/>
+          <w:numId w:val="20"/>
         </w:numPr>
         <w:spacing w:after="0" w:afterAutospacing="0" w:before="0" w:beforeAutospacing="0" w:lineRule="auto"/>
         <w:ind w:left="720" w:hanging="360"/>
@@ -2367,7 +2367,7 @@
       <w:pPr>
         <w:numPr>
           <w:ilvl w:val="0"/>
-          <w:numId w:val="19"/>
+          <w:numId w:val="20"/>
         </w:numPr>
         <w:spacing w:after="0" w:afterAutospacing="0" w:before="0" w:beforeAutospacing="0" w:lineRule="auto"/>
         <w:ind w:left="720" w:hanging="360"/>
@@ -2383,7 +2383,7 @@
       <w:pPr>
         <w:numPr>
           <w:ilvl w:val="0"/>
-          <w:numId w:val="19"/>
+          <w:numId w:val="20"/>
         </w:numPr>
         <w:spacing w:after="0" w:afterAutospacing="0" w:before="0" w:beforeAutospacing="0" w:lineRule="auto"/>
         <w:ind w:left="720" w:hanging="360"/>
@@ -2399,7 +2399,7 @@
       <w:pPr>
         <w:numPr>
           <w:ilvl w:val="0"/>
-          <w:numId w:val="19"/>
+          <w:numId w:val="20"/>
         </w:numPr>
         <w:spacing w:after="0" w:afterAutospacing="0" w:before="0" w:beforeAutospacing="0" w:lineRule="auto"/>
         <w:ind w:left="720" w:hanging="360"/>
@@ -2415,7 +2415,7 @@
       <w:pPr>
         <w:numPr>
           <w:ilvl w:val="0"/>
-          <w:numId w:val="19"/>
+          <w:numId w:val="20"/>
         </w:numPr>
         <w:spacing w:after="0" w:afterAutospacing="0" w:before="0" w:beforeAutospacing="0" w:lineRule="auto"/>
         <w:ind w:left="720" w:hanging="360"/>
@@ -2431,7 +2431,7 @@
       <w:pPr>
         <w:numPr>
           <w:ilvl w:val="0"/>
-          <w:numId w:val="19"/>
+          <w:numId w:val="20"/>
         </w:numPr>
         <w:spacing w:after="0" w:afterAutospacing="0" w:before="0" w:beforeAutospacing="0" w:lineRule="auto"/>
         <w:ind w:left="720" w:hanging="360"/>
@@ -2447,7 +2447,7 @@
       <w:pPr>
         <w:numPr>
           <w:ilvl w:val="0"/>
-          <w:numId w:val="19"/>
+          <w:numId w:val="20"/>
         </w:numPr>
         <w:spacing w:after="0" w:afterAutospacing="0" w:before="0" w:beforeAutospacing="0" w:lineRule="auto"/>
         <w:ind w:left="720" w:hanging="360"/>
@@ -2463,7 +2463,7 @@
       <w:pPr>
         <w:numPr>
           <w:ilvl w:val="0"/>
-          <w:numId w:val="19"/>
+          <w:numId w:val="20"/>
         </w:numPr>
         <w:spacing w:after="240" w:before="0" w:beforeAutospacing="0" w:lineRule="auto"/>
         <w:ind w:left="720" w:hanging="360"/>
@@ -2484,6 +2484,207 @@
           <v:rect style="width:0.0pt;height:1.5pt" o:hr="t" o:hrstd="t" o:hralign="center" fillcolor="#A0A0A0" stroked="f"/>
         </w:pict>
       </w:r>
+      <w:r>
+        <w:rPr>
+          <w:rtl w:val="0"/>
+        </w:rPr>
+      </w:r>
+    </w:p>
+    <w:p>
+      <w:pPr>
+        <w:rPr/>
+      </w:pPr>
+      <w:r>
+        <w:rPr>
+          <w:rtl w:val="0"/>
+        </w:rPr>
+      </w:r>
+    </w:p>
+    <w:p>
+      <w:pPr>
+        <w:pStyle w:val="Heading3"/>
+        <w:keepNext w:val="0"/>
+        <w:keepLines w:val="0"/>
+        <w:spacing w:after="80" w:lineRule="auto"/>
+        <w:rPr/>
+      </w:pPr>
+      <w:bookmarkStart w:colFirst="0" w:colLast="0" w:name="_1o24mfbngf9i" w:id="12"/>
+      <w:bookmarkEnd w:id="12"/>
+      <w:r>
+        <w:rPr>
+          <w:rtl w:val="0"/>
+        </w:rPr>
+        <w:t xml:space="preserve">7.2.1 Auditoría de cobertura efectiva</w:t>
+      </w:r>
+    </w:p>
+    <w:p>
+      <w:pPr>
+        <w:spacing w:after="240" w:before="240" w:lineRule="auto"/>
+        <w:rPr/>
+      </w:pPr>
+      <w:r>
+        <w:rPr>
+          <w:rtl w:val="0"/>
+        </w:rPr>
+        <w:t xml:space="preserve">Para cada contrato público implementado deberá determinarse:</w:t>
+      </w:r>
+    </w:p>
+    <w:p>
+      <w:pPr>
+        <w:numPr>
+          <w:ilvl w:val="0"/>
+          <w:numId w:val="13"/>
+        </w:numPr>
+        <w:spacing w:after="0" w:afterAutospacing="0" w:before="240" w:lineRule="auto"/>
+        <w:ind w:left="720" w:hanging="360"/>
+      </w:pPr>
+      <w:r>
+        <w:rPr>
+          <w:rtl w:val="0"/>
+        </w:rPr>
+        <w:t xml:space="preserve">responsabilidades declaradas por el documento;</w:t>
+      </w:r>
+    </w:p>
+    <w:p>
+      <w:pPr>
+        <w:numPr>
+          <w:ilvl w:val="0"/>
+          <w:numId w:val="13"/>
+        </w:numPr>
+        <w:spacing w:after="0" w:afterAutospacing="0" w:before="0" w:beforeAutospacing="0" w:lineRule="auto"/>
+        <w:ind w:left="720" w:hanging="360"/>
+      </w:pPr>
+      <w:r>
+        <w:rPr>
+          <w:rtl w:val="0"/>
+        </w:rPr>
+        <w:t xml:space="preserve">responsabilidades efectivamente implementadas por el contrato público;</w:t>
+      </w:r>
+    </w:p>
+    <w:p>
+      <w:pPr>
+        <w:numPr>
+          <w:ilvl w:val="0"/>
+          <w:numId w:val="13"/>
+        </w:numPr>
+        <w:spacing w:after="0" w:afterAutospacing="0" w:before="0" w:beforeAutospacing="0" w:lineRule="auto"/>
+        <w:ind w:left="720" w:hanging="360"/>
+      </w:pPr>
+      <w:r>
+        <w:rPr>
+          <w:rtl w:val="0"/>
+        </w:rPr>
+        <w:t xml:space="preserve">transformaciones realizadas;</w:t>
+      </w:r>
+    </w:p>
+    <w:p>
+      <w:pPr>
+        <w:numPr>
+          <w:ilvl w:val="0"/>
+          <w:numId w:val="13"/>
+        </w:numPr>
+        <w:spacing w:after="0" w:afterAutospacing="0" w:before="0" w:beforeAutospacing="0" w:lineRule="auto"/>
+        <w:ind w:left="720" w:hanging="360"/>
+      </w:pPr>
+      <w:r>
+        <w:rPr>
+          <w:rtl w:val="0"/>
+        </w:rPr>
+        <w:t xml:space="preserve">validaciones realizadas;</w:t>
+      </w:r>
+    </w:p>
+    <w:p>
+      <w:pPr>
+        <w:numPr>
+          <w:ilvl w:val="0"/>
+          <w:numId w:val="13"/>
+        </w:numPr>
+        <w:spacing w:after="0" w:afterAutospacing="0" w:before="0" w:beforeAutospacing="0" w:lineRule="auto"/>
+        <w:ind w:left="720" w:hanging="360"/>
+      </w:pPr>
+      <w:r>
+        <w:rPr>
+          <w:rtl w:val="0"/>
+        </w:rPr>
+        <w:t xml:space="preserve">activos producidos;</w:t>
+      </w:r>
+    </w:p>
+    <w:p>
+      <w:pPr>
+        <w:numPr>
+          <w:ilvl w:val="0"/>
+          <w:numId w:val="13"/>
+        </w:numPr>
+        <w:spacing w:after="240" w:before="0" w:beforeAutospacing="0" w:lineRule="auto"/>
+        <w:ind w:left="720" w:hanging="360"/>
+      </w:pPr>
+      <w:r>
+        <w:rPr>
+          <w:rtl w:val="0"/>
+        </w:rPr>
+        <w:t xml:space="preserve">responsabilidades futuras que dicho contrato pudiera haber absorbido.</w:t>
+      </w:r>
+    </w:p>
+    <w:p>
+      <w:pPr>
+        <w:spacing w:after="240" w:before="240" w:lineRule="auto"/>
+        <w:rPr/>
+      </w:pPr>
+      <w:r>
+        <w:rPr>
+          <w:rtl w:val="0"/>
+        </w:rPr>
+        <w:t xml:space="preserve">La auditoría deberá identificar explícitamente cualquier diferencia entre:</w:t>
+      </w:r>
+    </w:p>
+    <w:p>
+      <w:pPr>
+        <w:numPr>
+          <w:ilvl w:val="0"/>
+          <w:numId w:val="37"/>
+        </w:numPr>
+        <w:spacing w:after="0" w:afterAutospacing="0" w:before="240" w:lineRule="auto"/>
+        <w:ind w:left="720" w:hanging="360"/>
+      </w:pPr>
+      <w:r>
+        <w:rPr>
+          <w:rtl w:val="0"/>
+        </w:rPr>
+        <w:t xml:space="preserve">la responsabilidad autorizada por la documentación;</w:t>
+      </w:r>
+    </w:p>
+    <w:p>
+      <w:pPr>
+        <w:numPr>
+          <w:ilvl w:val="0"/>
+          <w:numId w:val="37"/>
+        </w:numPr>
+        <w:spacing w:after="240" w:before="0" w:beforeAutospacing="0" w:lineRule="auto"/>
+        <w:ind w:left="720" w:hanging="360"/>
+      </w:pPr>
+      <w:r>
+        <w:rPr>
+          <w:rtl w:val="0"/>
+        </w:rPr>
+        <w:t xml:space="preserve">la responsabilidad observable en la implementación.</w:t>
+      </w:r>
+    </w:p>
+    <w:p>
+      <w:pPr>
+        <w:spacing w:after="240" w:before="240" w:lineRule="auto"/>
+        <w:rPr/>
+      </w:pPr>
+      <w:r>
+        <w:rPr>
+          <w:rtl w:val="0"/>
+        </w:rPr>
+        <w:t xml:space="preserve">Si un contrato público ya implementa completamente una transformación candidata, dicha transformación no podrá volver a proponerse como nueva responsabilidad arquitectónica.</w:t>
+      </w:r>
+    </w:p>
+    <w:p>
+      <w:pPr>
+        <w:rPr/>
+      </w:pPr>
       <w:r>
         <w:rPr>
           <w:rtl w:val="0"/>
@@ -2503,8 +2704,8 @@
           <w:szCs w:val="34"/>
         </w:rPr>
       </w:pPr>
-      <w:bookmarkStart w:colFirst="0" w:colLast="0" w:name="_d0um1wjymzfm" w:id="12"/>
-      <w:bookmarkEnd w:id="12"/>
+      <w:bookmarkStart w:colFirst="0" w:colLast="0" w:name="_d0um1wjymzfm" w:id="13"/>
+      <w:bookmarkEnd w:id="13"/>
       <w:r>
         <w:rPr>
           <w:b w:val="1"/>
@@ -2838,8 +3039,8 @@
           <w:szCs w:val="34"/>
         </w:rPr>
       </w:pPr>
-      <w:bookmarkStart w:colFirst="0" w:colLast="0" w:name="_gne05nhwl04o" w:id="13"/>
-      <w:bookmarkEnd w:id="13"/>
+      <w:bookmarkStart w:colFirst="0" w:colLast="0" w:name="_gne05nhwl04o" w:id="14"/>
+      <w:bookmarkEnd w:id="14"/>
       <w:r>
         <w:rPr>
           <w:b w:val="1"/>
@@ -2946,7 +3147,7 @@
       <w:pPr>
         <w:numPr>
           <w:ilvl w:val="0"/>
-          <w:numId w:val="30"/>
+          <w:numId w:val="31"/>
         </w:numPr>
         <w:spacing w:after="0" w:afterAutospacing="0" w:before="240" w:lineRule="auto"/>
         <w:ind w:left="720" w:hanging="360"/>
@@ -2962,7 +3163,7 @@
       <w:pPr>
         <w:numPr>
           <w:ilvl w:val="0"/>
-          <w:numId w:val="30"/>
+          <w:numId w:val="31"/>
         </w:numPr>
         <w:spacing w:after="0" w:afterAutospacing="0" w:before="0" w:beforeAutospacing="0" w:lineRule="auto"/>
         <w:ind w:left="720" w:hanging="360"/>
@@ -2978,7 +3179,7 @@
       <w:pPr>
         <w:numPr>
           <w:ilvl w:val="0"/>
-          <w:numId w:val="30"/>
+          <w:numId w:val="31"/>
         </w:numPr>
         <w:spacing w:after="0" w:afterAutospacing="0" w:before="0" w:beforeAutospacing="0" w:lineRule="auto"/>
         <w:ind w:left="720" w:hanging="360"/>
@@ -2994,7 +3195,7 @@
       <w:pPr>
         <w:numPr>
           <w:ilvl w:val="0"/>
-          <w:numId w:val="30"/>
+          <w:numId w:val="31"/>
         </w:numPr>
         <w:spacing w:after="240" w:before="0" w:beforeAutospacing="0" w:lineRule="auto"/>
         <w:ind w:left="720" w:hanging="360"/>
@@ -3034,8 +3235,8 @@
           <w:szCs w:val="34"/>
         </w:rPr>
       </w:pPr>
-      <w:bookmarkStart w:colFirst="0" w:colLast="0" w:name="_yfllk1qn0pwm" w:id="14"/>
-      <w:bookmarkEnd w:id="14"/>
+      <w:bookmarkStart w:colFirst="0" w:colLast="0" w:name="_yfllk1qn0pwm" w:id="15"/>
+      <w:bookmarkEnd w:id="15"/>
       <w:r>
         <w:rPr>
           <w:b w:val="1"/>
@@ -3125,7 +3326,7 @@
       <w:pPr>
         <w:numPr>
           <w:ilvl w:val="0"/>
-          <w:numId w:val="24"/>
+          <w:numId w:val="25"/>
         </w:numPr>
         <w:spacing w:after="0" w:afterAutospacing="0" w:before="240" w:lineRule="auto"/>
         <w:ind w:left="720" w:hanging="360"/>
@@ -3141,7 +3342,7 @@
       <w:pPr>
         <w:numPr>
           <w:ilvl w:val="0"/>
-          <w:numId w:val="24"/>
+          <w:numId w:val="25"/>
         </w:numPr>
         <w:spacing w:after="0" w:afterAutospacing="0" w:before="0" w:beforeAutospacing="0" w:lineRule="auto"/>
         <w:ind w:left="720" w:hanging="360"/>
@@ -3157,7 +3358,7 @@
       <w:pPr>
         <w:numPr>
           <w:ilvl w:val="0"/>
-          <w:numId w:val="24"/>
+          <w:numId w:val="25"/>
         </w:numPr>
         <w:spacing w:after="0" w:afterAutospacing="0" w:before="0" w:beforeAutospacing="0" w:lineRule="auto"/>
         <w:ind w:left="720" w:hanging="360"/>
@@ -3173,7 +3374,7 @@
       <w:pPr>
         <w:numPr>
           <w:ilvl w:val="0"/>
-          <w:numId w:val="24"/>
+          <w:numId w:val="25"/>
         </w:numPr>
         <w:spacing w:after="0" w:afterAutospacing="0" w:before="0" w:beforeAutospacing="0" w:lineRule="auto"/>
         <w:ind w:left="720" w:hanging="360"/>
@@ -3189,7 +3390,7 @@
       <w:pPr>
         <w:numPr>
           <w:ilvl w:val="0"/>
-          <w:numId w:val="24"/>
+          <w:numId w:val="25"/>
         </w:numPr>
         <w:spacing w:after="0" w:afterAutospacing="0" w:before="0" w:beforeAutospacing="0" w:lineRule="auto"/>
         <w:ind w:left="720" w:hanging="360"/>
@@ -3205,7 +3406,7 @@
       <w:pPr>
         <w:numPr>
           <w:ilvl w:val="0"/>
-          <w:numId w:val="24"/>
+          <w:numId w:val="25"/>
         </w:numPr>
         <w:spacing w:after="0" w:afterAutospacing="0" w:before="0" w:beforeAutospacing="0" w:lineRule="auto"/>
         <w:ind w:left="720" w:hanging="360"/>
@@ -3221,7 +3422,7 @@
       <w:pPr>
         <w:numPr>
           <w:ilvl w:val="0"/>
-          <w:numId w:val="24"/>
+          <w:numId w:val="25"/>
         </w:numPr>
         <w:spacing w:after="240" w:before="0" w:beforeAutospacing="0" w:lineRule="auto"/>
         <w:ind w:left="720" w:hanging="360"/>
@@ -3261,8 +3462,8 @@
           <w:szCs w:val="46"/>
         </w:rPr>
       </w:pPr>
-      <w:bookmarkStart w:colFirst="0" w:colLast="0" w:name="_ct8o3i53h4l" w:id="15"/>
-      <w:bookmarkEnd w:id="15"/>
+      <w:bookmarkStart w:colFirst="0" w:colLast="0" w:name="_ct8o3i53h4l" w:id="16"/>
+      <w:bookmarkEnd w:id="16"/>
       <w:r>
         <w:rPr>
           <w:b w:val="1"/>
@@ -3418,8 +3619,8 @@
           <w:szCs w:val="46"/>
         </w:rPr>
       </w:pPr>
-      <w:bookmarkStart w:colFirst="0" w:colLast="0" w:name="_ehtamqli2wxi" w:id="16"/>
-      <w:bookmarkEnd w:id="16"/>
+      <w:bookmarkStart w:colFirst="0" w:colLast="0" w:name="_ehtamqli2wxi" w:id="17"/>
+      <w:bookmarkEnd w:id="17"/>
       <w:r>
         <w:rPr>
           <w:b w:val="1"/>
@@ -3444,8 +3645,8 @@
           <w:szCs w:val="34"/>
         </w:rPr>
       </w:pPr>
-      <w:bookmarkStart w:colFirst="0" w:colLast="0" w:name="_bezyniea3dpi" w:id="17"/>
-      <w:bookmarkEnd w:id="17"/>
+      <w:bookmarkStart w:colFirst="0" w:colLast="0" w:name="_bezyniea3dpi" w:id="18"/>
+      <w:bookmarkEnd w:id="18"/>
       <w:r>
         <w:rPr>
           <w:b w:val="1"/>
@@ -3485,7 +3686,7 @@
       <w:pPr>
         <w:numPr>
           <w:ilvl w:val="0"/>
-          <w:numId w:val="16"/>
+          <w:numId w:val="17"/>
         </w:numPr>
         <w:spacing w:after="0" w:afterAutospacing="0" w:before="240" w:lineRule="auto"/>
         <w:ind w:left="720" w:hanging="360"/>
@@ -3501,7 +3702,7 @@
       <w:pPr>
         <w:numPr>
           <w:ilvl w:val="0"/>
-          <w:numId w:val="16"/>
+          <w:numId w:val="17"/>
         </w:numPr>
         <w:spacing w:after="0" w:afterAutospacing="0" w:before="0" w:beforeAutospacing="0" w:lineRule="auto"/>
         <w:ind w:left="720" w:hanging="360"/>
@@ -3517,7 +3718,7 @@
       <w:pPr>
         <w:numPr>
           <w:ilvl w:val="0"/>
-          <w:numId w:val="16"/>
+          <w:numId w:val="17"/>
         </w:numPr>
         <w:spacing w:after="0" w:afterAutospacing="0" w:before="0" w:beforeAutospacing="0" w:lineRule="auto"/>
         <w:ind w:left="720" w:hanging="360"/>
@@ -3533,7 +3734,7 @@
       <w:pPr>
         <w:numPr>
           <w:ilvl w:val="0"/>
-          <w:numId w:val="16"/>
+          <w:numId w:val="17"/>
         </w:numPr>
         <w:spacing w:after="0" w:afterAutospacing="0" w:before="0" w:beforeAutospacing="0" w:lineRule="auto"/>
         <w:ind w:left="720" w:hanging="360"/>
@@ -3549,7 +3750,7 @@
       <w:pPr>
         <w:numPr>
           <w:ilvl w:val="0"/>
-          <w:numId w:val="16"/>
+          <w:numId w:val="17"/>
         </w:numPr>
         <w:spacing w:after="0" w:afterAutospacing="0" w:before="0" w:beforeAutospacing="0" w:lineRule="auto"/>
         <w:ind w:left="720" w:hanging="360"/>
@@ -3565,7 +3766,7 @@
       <w:pPr>
         <w:numPr>
           <w:ilvl w:val="0"/>
-          <w:numId w:val="16"/>
+          <w:numId w:val="17"/>
         </w:numPr>
         <w:spacing w:after="0" w:afterAutospacing="0" w:before="0" w:beforeAutospacing="0" w:lineRule="auto"/>
         <w:ind w:left="720" w:hanging="360"/>
@@ -3581,7 +3782,7 @@
       <w:pPr>
         <w:numPr>
           <w:ilvl w:val="0"/>
-          <w:numId w:val="16"/>
+          <w:numId w:val="17"/>
         </w:numPr>
         <w:spacing w:after="240" w:before="0" w:beforeAutospacing="0" w:lineRule="auto"/>
         <w:ind w:left="720" w:hanging="360"/>
@@ -3621,8 +3822,8 @@
           <w:szCs w:val="46"/>
         </w:rPr>
       </w:pPr>
-      <w:bookmarkStart w:colFirst="0" w:colLast="0" w:name="_cf1w1q9h3pm8" w:id="18"/>
-      <w:bookmarkEnd w:id="18"/>
+      <w:bookmarkStart w:colFirst="0" w:colLast="0" w:name="_cf1w1q9h3pm8" w:id="19"/>
+      <w:bookmarkEnd w:id="19"/>
       <w:r>
         <w:rPr>
           <w:b w:val="1"/>
@@ -3686,8 +3887,8 @@
           <w:szCs w:val="34"/>
         </w:rPr>
       </w:pPr>
-      <w:bookmarkStart w:colFirst="0" w:colLast="0" w:name="_dd2dgjm33qg" w:id="19"/>
-      <w:bookmarkEnd w:id="19"/>
+      <w:bookmarkStart w:colFirst="0" w:colLast="0" w:name="_dd2dgjm33qg" w:id="20"/>
+      <w:bookmarkEnd w:id="20"/>
       <w:r>
         <w:rPr>
           <w:b w:val="1"/>
@@ -3715,7 +3916,7 @@
       <w:pPr>
         <w:numPr>
           <w:ilvl w:val="0"/>
-          <w:numId w:val="33"/>
+          <w:numId w:val="34"/>
         </w:numPr>
         <w:spacing w:after="0" w:afterAutospacing="0" w:before="240" w:lineRule="auto"/>
         <w:ind w:left="720" w:hanging="360"/>
@@ -3731,7 +3932,7 @@
       <w:pPr>
         <w:numPr>
           <w:ilvl w:val="0"/>
-          <w:numId w:val="33"/>
+          <w:numId w:val="34"/>
         </w:numPr>
         <w:spacing w:after="0" w:afterAutospacing="0" w:before="0" w:beforeAutospacing="0" w:lineRule="auto"/>
         <w:ind w:left="720" w:hanging="360"/>
@@ -3747,7 +3948,7 @@
       <w:pPr>
         <w:numPr>
           <w:ilvl w:val="0"/>
-          <w:numId w:val="33"/>
+          <w:numId w:val="34"/>
         </w:numPr>
         <w:spacing w:after="0" w:afterAutospacing="0" w:before="0" w:beforeAutospacing="0" w:lineRule="auto"/>
         <w:ind w:left="720" w:hanging="360"/>
@@ -3763,7 +3964,7 @@
       <w:pPr>
         <w:numPr>
           <w:ilvl w:val="0"/>
-          <w:numId w:val="33"/>
+          <w:numId w:val="34"/>
         </w:numPr>
         <w:spacing w:after="0" w:afterAutospacing="0" w:before="0" w:beforeAutospacing="0" w:lineRule="auto"/>
         <w:ind w:left="720" w:hanging="360"/>
@@ -3779,7 +3980,7 @@
       <w:pPr>
         <w:numPr>
           <w:ilvl w:val="0"/>
-          <w:numId w:val="33"/>
+          <w:numId w:val="34"/>
         </w:numPr>
         <w:spacing w:after="240" w:before="0" w:beforeAutospacing="0" w:lineRule="auto"/>
         <w:ind w:left="720" w:hanging="360"/>
@@ -3819,8 +4020,8 @@
           <w:szCs w:val="34"/>
         </w:rPr>
       </w:pPr>
-      <w:bookmarkStart w:colFirst="0" w:colLast="0" w:name="_q8vncqkucshs" w:id="20"/>
-      <w:bookmarkEnd w:id="20"/>
+      <w:bookmarkStart w:colFirst="0" w:colLast="0" w:name="_q8vncqkucshs" w:id="21"/>
+      <w:bookmarkEnd w:id="21"/>
       <w:r>
         <w:rPr>
           <w:b w:val="1"/>
@@ -3848,7 +4049,7 @@
       <w:pPr>
         <w:numPr>
           <w:ilvl w:val="0"/>
-          <w:numId w:val="28"/>
+          <w:numId w:val="29"/>
         </w:numPr>
         <w:spacing w:after="0" w:afterAutospacing="0" w:before="240" w:lineRule="auto"/>
         <w:ind w:left="720" w:hanging="360"/>
@@ -3864,7 +4065,7 @@
       <w:pPr>
         <w:numPr>
           <w:ilvl w:val="0"/>
-          <w:numId w:val="28"/>
+          <w:numId w:val="29"/>
         </w:numPr>
         <w:spacing w:after="0" w:afterAutospacing="0" w:before="0" w:beforeAutospacing="0" w:lineRule="auto"/>
         <w:ind w:left="720" w:hanging="360"/>
@@ -3880,7 +4081,7 @@
       <w:pPr>
         <w:numPr>
           <w:ilvl w:val="0"/>
-          <w:numId w:val="28"/>
+          <w:numId w:val="29"/>
         </w:numPr>
         <w:spacing w:after="0" w:afterAutospacing="0" w:before="0" w:beforeAutospacing="0" w:lineRule="auto"/>
         <w:ind w:left="720" w:hanging="360"/>
@@ -3896,7 +4097,7 @@
       <w:pPr>
         <w:numPr>
           <w:ilvl w:val="0"/>
-          <w:numId w:val="28"/>
+          <w:numId w:val="29"/>
         </w:numPr>
         <w:spacing w:after="240" w:before="0" w:beforeAutospacing="0" w:lineRule="auto"/>
         <w:ind w:left="720" w:hanging="360"/>
@@ -3936,8 +4137,8 @@
           <w:szCs w:val="34"/>
         </w:rPr>
       </w:pPr>
-      <w:bookmarkStart w:colFirst="0" w:colLast="0" w:name="_1b5h3kwmy5rx" w:id="21"/>
-      <w:bookmarkEnd w:id="21"/>
+      <w:bookmarkStart w:colFirst="0" w:colLast="0" w:name="_1b5h3kwmy5rx" w:id="22"/>
+      <w:bookmarkEnd w:id="22"/>
       <w:r>
         <w:rPr>
           <w:b w:val="1"/>
@@ -4069,8 +4270,8 @@
           <w:szCs w:val="34"/>
         </w:rPr>
       </w:pPr>
-      <w:bookmarkStart w:colFirst="0" w:colLast="0" w:name="_fzyvrk70bzy1" w:id="22"/>
-      <w:bookmarkEnd w:id="22"/>
+      <w:bookmarkStart w:colFirst="0" w:colLast="0" w:name="_fzyvrk70bzy1" w:id="23"/>
+      <w:bookmarkEnd w:id="23"/>
       <w:r>
         <w:rPr>
           <w:b w:val="1"/>
@@ -4202,8 +4403,8 @@
           <w:szCs w:val="34"/>
         </w:rPr>
       </w:pPr>
-      <w:bookmarkStart w:colFirst="0" w:colLast="0" w:name="_hphyujaj8lw3" w:id="23"/>
-      <w:bookmarkEnd w:id="23"/>
+      <w:bookmarkStart w:colFirst="0" w:colLast="0" w:name="_hphyujaj8lw3" w:id="24"/>
+      <w:bookmarkEnd w:id="24"/>
       <w:r>
         <w:rPr>
           <w:b w:val="1"/>
@@ -4335,8 +4536,8 @@
           <w:szCs w:val="34"/>
         </w:rPr>
       </w:pPr>
-      <w:bookmarkStart w:colFirst="0" w:colLast="0" w:name="_81rlr4d9wlf4" w:id="24"/>
-      <w:bookmarkEnd w:id="24"/>
+      <w:bookmarkStart w:colFirst="0" w:colLast="0" w:name="_81rlr4d9wlf4" w:id="25"/>
+      <w:bookmarkEnd w:id="25"/>
       <w:r>
         <w:rPr>
           <w:b w:val="1"/>
@@ -4364,7 +4565,7 @@
       <w:pPr>
         <w:numPr>
           <w:ilvl w:val="0"/>
-          <w:numId w:val="39"/>
+          <w:numId w:val="41"/>
         </w:numPr>
         <w:spacing w:after="0" w:afterAutospacing="0" w:before="240" w:lineRule="auto"/>
         <w:ind w:left="720" w:hanging="360"/>
@@ -4380,7 +4581,7 @@
       <w:pPr>
         <w:numPr>
           <w:ilvl w:val="0"/>
-          <w:numId w:val="39"/>
+          <w:numId w:val="41"/>
         </w:numPr>
         <w:spacing w:after="0" w:afterAutospacing="0" w:before="0" w:beforeAutospacing="0" w:lineRule="auto"/>
         <w:ind w:left="720" w:hanging="360"/>
@@ -4396,7 +4597,7 @@
       <w:pPr>
         <w:numPr>
           <w:ilvl w:val="0"/>
-          <w:numId w:val="39"/>
+          <w:numId w:val="41"/>
         </w:numPr>
         <w:spacing w:after="0" w:afterAutospacing="0" w:before="0" w:beforeAutospacing="0" w:lineRule="auto"/>
         <w:ind w:left="720" w:hanging="360"/>
@@ -4412,7 +4613,7 @@
       <w:pPr>
         <w:numPr>
           <w:ilvl w:val="0"/>
-          <w:numId w:val="39"/>
+          <w:numId w:val="41"/>
         </w:numPr>
         <w:spacing w:after="0" w:afterAutospacing="0" w:before="0" w:beforeAutospacing="0" w:lineRule="auto"/>
         <w:ind w:left="720" w:hanging="360"/>
@@ -4428,7 +4629,7 @@
       <w:pPr>
         <w:numPr>
           <w:ilvl w:val="0"/>
-          <w:numId w:val="39"/>
+          <w:numId w:val="41"/>
         </w:numPr>
         <w:spacing w:after="240" w:before="0" w:beforeAutospacing="0" w:lineRule="auto"/>
         <w:ind w:left="720" w:hanging="360"/>
@@ -4468,8 +4669,8 @@
           <w:szCs w:val="46"/>
         </w:rPr>
       </w:pPr>
-      <w:bookmarkStart w:colFirst="0" w:colLast="0" w:name="_ssjbfzjnncs4" w:id="25"/>
-      <w:bookmarkEnd w:id="25"/>
+      <w:bookmarkStart w:colFirst="0" w:colLast="0" w:name="_ssjbfzjnncs4" w:id="26"/>
+      <w:bookmarkEnd w:id="26"/>
       <w:r>
         <w:rPr>
           <w:b w:val="1"/>
@@ -4506,8 +4707,8 @@
           <w:szCs w:val="34"/>
         </w:rPr>
       </w:pPr>
-      <w:bookmarkStart w:colFirst="0" w:colLast="0" w:name="_tek1evjx29y4" w:id="26"/>
-      <w:bookmarkEnd w:id="26"/>
+      <w:bookmarkStart w:colFirst="0" w:colLast="0" w:name="_tek1evjx29y4" w:id="27"/>
+      <w:bookmarkEnd w:id="27"/>
       <w:r>
         <w:rPr>
           <w:b w:val="1"/>
@@ -4545,8 +4746,8 @@
           <w:szCs w:val="34"/>
         </w:rPr>
       </w:pPr>
-      <w:bookmarkStart w:colFirst="0" w:colLast="0" w:name="_7cx5vetlt7to" w:id="27"/>
-      <w:bookmarkEnd w:id="27"/>
+      <w:bookmarkStart w:colFirst="0" w:colLast="0" w:name="_7cx5vetlt7to" w:id="28"/>
+      <w:bookmarkEnd w:id="28"/>
       <w:r>
         <w:rPr>
           <w:b w:val="1"/>
@@ -4584,8 +4785,8 @@
           <w:szCs w:val="34"/>
         </w:rPr>
       </w:pPr>
-      <w:bookmarkStart w:colFirst="0" w:colLast="0" w:name="_g7myu0jshda8" w:id="28"/>
-      <w:bookmarkEnd w:id="28"/>
+      <w:bookmarkStart w:colFirst="0" w:colLast="0" w:name="_g7myu0jshda8" w:id="29"/>
+      <w:bookmarkEnd w:id="29"/>
       <w:r>
         <w:rPr>
           <w:b w:val="1"/>
@@ -4623,8 +4824,8 @@
           <w:szCs w:val="34"/>
         </w:rPr>
       </w:pPr>
-      <w:bookmarkStart w:colFirst="0" w:colLast="0" w:name="_mhvvlbtz6y71" w:id="29"/>
-      <w:bookmarkEnd w:id="29"/>
+      <w:bookmarkStart w:colFirst="0" w:colLast="0" w:name="_mhvvlbtz6y71" w:id="30"/>
+      <w:bookmarkEnd w:id="30"/>
       <w:r>
         <w:rPr>
           <w:b w:val="1"/>
@@ -4662,8 +4863,8 @@
           <w:szCs w:val="34"/>
         </w:rPr>
       </w:pPr>
-      <w:bookmarkStart w:colFirst="0" w:colLast="0" w:name="_kkvu4poyalqs" w:id="30"/>
-      <w:bookmarkEnd w:id="30"/>
+      <w:bookmarkStart w:colFirst="0" w:colLast="0" w:name="_kkvu4poyalqs" w:id="31"/>
+      <w:bookmarkEnd w:id="31"/>
       <w:r>
         <w:rPr>
           <w:b w:val="1"/>
@@ -4701,8 +4902,8 @@
           <w:szCs w:val="34"/>
         </w:rPr>
       </w:pPr>
-      <w:bookmarkStart w:colFirst="0" w:colLast="0" w:name="_ifwclhva38zg" w:id="31"/>
-      <w:bookmarkEnd w:id="31"/>
+      <w:bookmarkStart w:colFirst="0" w:colLast="0" w:name="_ifwclhva38zg" w:id="32"/>
+      <w:bookmarkEnd w:id="32"/>
       <w:r>
         <w:rPr>
           <w:b w:val="1"/>
@@ -4740,8 +4941,8 @@
           <w:szCs w:val="34"/>
         </w:rPr>
       </w:pPr>
-      <w:bookmarkStart w:colFirst="0" w:colLast="0" w:name="_twpb44v8tud" w:id="32"/>
-      <w:bookmarkEnd w:id="32"/>
+      <w:bookmarkStart w:colFirst="0" w:colLast="0" w:name="_twpb44v8tud" w:id="33"/>
+      <w:bookmarkEnd w:id="33"/>
       <w:r>
         <w:rPr>
           <w:b w:val="1"/>
@@ -4779,8 +4980,8 @@
           <w:szCs w:val="34"/>
         </w:rPr>
       </w:pPr>
-      <w:bookmarkStart w:colFirst="0" w:colLast="0" w:name="_67jwob85g7j7" w:id="33"/>
-      <w:bookmarkEnd w:id="33"/>
+      <w:bookmarkStart w:colFirst="0" w:colLast="0" w:name="_67jwob85g7j7" w:id="34"/>
+      <w:bookmarkEnd w:id="34"/>
       <w:r>
         <w:rPr>
           <w:b w:val="1"/>
@@ -4833,8 +5034,8 @@
           <w:szCs w:val="46"/>
         </w:rPr>
       </w:pPr>
-      <w:bookmarkStart w:colFirst="0" w:colLast="0" w:name="_g7lcf7dtpdzk" w:id="34"/>
-      <w:bookmarkEnd w:id="34"/>
+      <w:bookmarkStart w:colFirst="0" w:colLast="0" w:name="_g7lcf7dtpdzk" w:id="35"/>
+      <w:bookmarkEnd w:id="35"/>
       <w:r>
         <w:rPr>
           <w:b w:val="1"/>
@@ -5011,7 +5212,7 @@
       <w:pPr>
         <w:numPr>
           <w:ilvl w:val="0"/>
-          <w:numId w:val="13"/>
+          <w:numId w:val="14"/>
         </w:numPr>
         <w:spacing w:after="0" w:afterAutospacing="0" w:before="240" w:lineRule="auto"/>
         <w:ind w:left="720" w:hanging="360"/>
@@ -5027,7 +5228,7 @@
       <w:pPr>
         <w:numPr>
           <w:ilvl w:val="0"/>
-          <w:numId w:val="13"/>
+          <w:numId w:val="14"/>
         </w:numPr>
         <w:spacing w:after="0" w:afterAutospacing="0" w:before="0" w:beforeAutospacing="0" w:lineRule="auto"/>
         <w:ind w:left="720" w:hanging="360"/>
@@ -5043,7 +5244,7 @@
       <w:pPr>
         <w:numPr>
           <w:ilvl w:val="0"/>
-          <w:numId w:val="13"/>
+          <w:numId w:val="14"/>
         </w:numPr>
         <w:spacing w:after="0" w:afterAutospacing="0" w:before="0" w:beforeAutospacing="0" w:lineRule="auto"/>
         <w:ind w:left="720" w:hanging="360"/>
@@ -5059,7 +5260,7 @@
       <w:pPr>
         <w:numPr>
           <w:ilvl w:val="0"/>
-          <w:numId w:val="13"/>
+          <w:numId w:val="14"/>
         </w:numPr>
         <w:spacing w:after="0" w:afterAutospacing="0" w:before="0" w:beforeAutospacing="0" w:lineRule="auto"/>
         <w:ind w:left="720" w:hanging="360"/>
@@ -5075,7 +5276,7 @@
       <w:pPr>
         <w:numPr>
           <w:ilvl w:val="0"/>
-          <w:numId w:val="13"/>
+          <w:numId w:val="14"/>
         </w:numPr>
         <w:spacing w:after="240" w:before="0" w:beforeAutospacing="0" w:lineRule="auto"/>
         <w:ind w:left="720" w:hanging="360"/>
@@ -5115,8 +5316,8 @@
           <w:szCs w:val="46"/>
         </w:rPr>
       </w:pPr>
-      <w:bookmarkStart w:colFirst="0" w:colLast="0" w:name="_tvh1v7yirpw9" w:id="35"/>
-      <w:bookmarkEnd w:id="35"/>
+      <w:bookmarkStart w:colFirst="0" w:colLast="0" w:name="_tvh1v7yirpw9" w:id="36"/>
+      <w:bookmarkEnd w:id="36"/>
       <w:r>
         <w:rPr>
           <w:b w:val="1"/>
@@ -5232,7 +5433,7 @@
       <w:pPr>
         <w:numPr>
           <w:ilvl w:val="0"/>
-          <w:numId w:val="25"/>
+          <w:numId w:val="26"/>
         </w:numPr>
         <w:spacing w:after="0" w:afterAutospacing="0" w:before="240" w:lineRule="auto"/>
         <w:ind w:left="720" w:hanging="360"/>
@@ -5248,7 +5449,7 @@
       <w:pPr>
         <w:numPr>
           <w:ilvl w:val="0"/>
-          <w:numId w:val="25"/>
+          <w:numId w:val="26"/>
         </w:numPr>
         <w:spacing w:after="0" w:afterAutospacing="0" w:before="0" w:beforeAutospacing="0" w:lineRule="auto"/>
         <w:ind w:left="720" w:hanging="360"/>
@@ -5264,7 +5465,7 @@
       <w:pPr>
         <w:numPr>
           <w:ilvl w:val="0"/>
-          <w:numId w:val="25"/>
+          <w:numId w:val="26"/>
         </w:numPr>
         <w:spacing w:after="240" w:before="0" w:beforeAutospacing="0" w:lineRule="auto"/>
         <w:ind w:left="720" w:hanging="360"/>
@@ -5348,8 +5549,8 @@
           <w:szCs w:val="46"/>
         </w:rPr>
       </w:pPr>
-      <w:bookmarkStart w:colFirst="0" w:colLast="0" w:name="_b9myyfl010ou" w:id="36"/>
-      <w:bookmarkEnd w:id="36"/>
+      <w:bookmarkStart w:colFirst="0" w:colLast="0" w:name="_b9myyfl010ou" w:id="37"/>
+      <w:bookmarkEnd w:id="37"/>
       <w:r>
         <w:rPr>
           <w:b w:val="1"/>
@@ -5377,7 +5578,7 @@
       <w:pPr>
         <w:numPr>
           <w:ilvl w:val="0"/>
-          <w:numId w:val="31"/>
+          <w:numId w:val="32"/>
         </w:numPr>
         <w:spacing w:after="0" w:afterAutospacing="0" w:before="240" w:lineRule="auto"/>
         <w:ind w:left="720" w:hanging="360"/>
@@ -5393,7 +5594,7 @@
       <w:pPr>
         <w:numPr>
           <w:ilvl w:val="0"/>
-          <w:numId w:val="31"/>
+          <w:numId w:val="32"/>
         </w:numPr>
         <w:spacing w:after="0" w:afterAutospacing="0" w:before="0" w:beforeAutospacing="0" w:lineRule="auto"/>
         <w:ind w:left="720" w:hanging="360"/>
@@ -5409,7 +5610,7 @@
       <w:pPr>
         <w:numPr>
           <w:ilvl w:val="0"/>
-          <w:numId w:val="31"/>
+          <w:numId w:val="32"/>
         </w:numPr>
         <w:spacing w:after="0" w:afterAutospacing="0" w:before="0" w:beforeAutospacing="0" w:lineRule="auto"/>
         <w:ind w:left="720" w:hanging="360"/>
@@ -5425,7 +5626,7 @@
       <w:pPr>
         <w:numPr>
           <w:ilvl w:val="0"/>
-          <w:numId w:val="31"/>
+          <w:numId w:val="32"/>
         </w:numPr>
         <w:spacing w:after="0" w:afterAutospacing="0" w:before="0" w:beforeAutospacing="0" w:lineRule="auto"/>
         <w:ind w:left="720" w:hanging="360"/>
@@ -5441,7 +5642,7 @@
       <w:pPr>
         <w:numPr>
           <w:ilvl w:val="0"/>
-          <w:numId w:val="31"/>
+          <w:numId w:val="32"/>
         </w:numPr>
         <w:spacing w:after="0" w:afterAutospacing="0" w:before="0" w:beforeAutospacing="0" w:lineRule="auto"/>
         <w:ind w:left="720" w:hanging="360"/>
@@ -5457,7 +5658,7 @@
       <w:pPr>
         <w:numPr>
           <w:ilvl w:val="0"/>
-          <w:numId w:val="31"/>
+          <w:numId w:val="32"/>
         </w:numPr>
         <w:spacing w:after="0" w:afterAutospacing="0" w:before="0" w:beforeAutospacing="0" w:lineRule="auto"/>
         <w:ind w:left="720" w:hanging="360"/>
@@ -5473,7 +5674,7 @@
       <w:pPr>
         <w:numPr>
           <w:ilvl w:val="0"/>
-          <w:numId w:val="31"/>
+          <w:numId w:val="32"/>
         </w:numPr>
         <w:spacing w:after="0" w:afterAutospacing="0" w:before="0" w:beforeAutospacing="0" w:lineRule="auto"/>
         <w:ind w:left="720" w:hanging="360"/>
@@ -5489,7 +5690,7 @@
       <w:pPr>
         <w:numPr>
           <w:ilvl w:val="0"/>
-          <w:numId w:val="31"/>
+          <w:numId w:val="32"/>
         </w:numPr>
         <w:spacing w:after="240" w:before="0" w:beforeAutospacing="0" w:lineRule="auto"/>
         <w:ind w:left="720" w:hanging="360"/>
@@ -5553,8 +5754,8 @@
           <w:szCs w:val="46"/>
         </w:rPr>
       </w:pPr>
-      <w:bookmarkStart w:colFirst="0" w:colLast="0" w:name="_orwkhoeo7574" w:id="37"/>
-      <w:bookmarkEnd w:id="37"/>
+      <w:bookmarkStart w:colFirst="0" w:colLast="0" w:name="_orwkhoeo7574" w:id="38"/>
+      <w:bookmarkEnd w:id="38"/>
       <w:r>
         <w:rPr>
           <w:b w:val="1"/>
@@ -5582,7 +5783,7 @@
       <w:pPr>
         <w:numPr>
           <w:ilvl w:val="0"/>
-          <w:numId w:val="23"/>
+          <w:numId w:val="24"/>
         </w:numPr>
         <w:spacing w:after="0" w:afterAutospacing="0" w:before="240" w:lineRule="auto"/>
         <w:ind w:left="720" w:hanging="360"/>
@@ -5598,7 +5799,7 @@
       <w:pPr>
         <w:numPr>
           <w:ilvl w:val="0"/>
-          <w:numId w:val="23"/>
+          <w:numId w:val="24"/>
         </w:numPr>
         <w:spacing w:after="0" w:afterAutospacing="0" w:before="0" w:beforeAutospacing="0" w:lineRule="auto"/>
         <w:ind w:left="720" w:hanging="360"/>
@@ -5614,7 +5815,7 @@
       <w:pPr>
         <w:numPr>
           <w:ilvl w:val="0"/>
-          <w:numId w:val="23"/>
+          <w:numId w:val="24"/>
         </w:numPr>
         <w:spacing w:after="0" w:afterAutospacing="0" w:before="0" w:beforeAutospacing="0" w:lineRule="auto"/>
         <w:ind w:left="720" w:hanging="360"/>
@@ -5630,7 +5831,7 @@
       <w:pPr>
         <w:numPr>
           <w:ilvl w:val="0"/>
-          <w:numId w:val="23"/>
+          <w:numId w:val="24"/>
         </w:numPr>
         <w:spacing w:after="0" w:afterAutospacing="0" w:before="0" w:beforeAutospacing="0" w:lineRule="auto"/>
         <w:ind w:left="720" w:hanging="360"/>
@@ -5646,7 +5847,7 @@
       <w:pPr>
         <w:numPr>
           <w:ilvl w:val="0"/>
-          <w:numId w:val="23"/>
+          <w:numId w:val="24"/>
         </w:numPr>
         <w:spacing w:after="0" w:afterAutospacing="0" w:before="0" w:beforeAutospacing="0" w:lineRule="auto"/>
         <w:ind w:left="720" w:hanging="360"/>
@@ -5662,7 +5863,7 @@
       <w:pPr>
         <w:numPr>
           <w:ilvl w:val="0"/>
-          <w:numId w:val="23"/>
+          <w:numId w:val="24"/>
         </w:numPr>
         <w:spacing w:after="0" w:afterAutospacing="0" w:before="0" w:beforeAutospacing="0" w:lineRule="auto"/>
         <w:ind w:left="720" w:hanging="360"/>
@@ -5678,7 +5879,7 @@
       <w:pPr>
         <w:numPr>
           <w:ilvl w:val="0"/>
-          <w:numId w:val="23"/>
+          <w:numId w:val="24"/>
         </w:numPr>
         <w:spacing w:after="0" w:afterAutospacing="0" w:before="0" w:beforeAutospacing="0" w:lineRule="auto"/>
         <w:ind w:left="720" w:hanging="360"/>
@@ -5694,7 +5895,7 @@
       <w:pPr>
         <w:numPr>
           <w:ilvl w:val="0"/>
-          <w:numId w:val="23"/>
+          <w:numId w:val="24"/>
         </w:numPr>
         <w:spacing w:after="0" w:afterAutospacing="0" w:before="0" w:beforeAutospacing="0" w:lineRule="auto"/>
         <w:ind w:left="720" w:hanging="360"/>
@@ -5710,7 +5911,7 @@
       <w:pPr>
         <w:numPr>
           <w:ilvl w:val="0"/>
-          <w:numId w:val="23"/>
+          <w:numId w:val="24"/>
         </w:numPr>
         <w:spacing w:after="0" w:afterAutospacing="0" w:before="0" w:beforeAutospacing="0" w:lineRule="auto"/>
         <w:ind w:left="720" w:hanging="360"/>
@@ -5726,7 +5927,7 @@
       <w:pPr>
         <w:numPr>
           <w:ilvl w:val="0"/>
-          <w:numId w:val="23"/>
+          <w:numId w:val="24"/>
         </w:numPr>
         <w:spacing w:after="0" w:afterAutospacing="0" w:before="0" w:beforeAutospacing="0" w:lineRule="auto"/>
         <w:ind w:left="720" w:hanging="360"/>
@@ -5742,7 +5943,7 @@
       <w:pPr>
         <w:numPr>
           <w:ilvl w:val="0"/>
-          <w:numId w:val="23"/>
+          <w:numId w:val="24"/>
         </w:numPr>
         <w:spacing w:after="0" w:afterAutospacing="0" w:before="0" w:beforeAutospacing="0" w:lineRule="auto"/>
         <w:ind w:left="720" w:hanging="360"/>
@@ -5758,7 +5959,7 @@
       <w:pPr>
         <w:numPr>
           <w:ilvl w:val="0"/>
-          <w:numId w:val="23"/>
+          <w:numId w:val="24"/>
         </w:numPr>
         <w:spacing w:after="240" w:before="0" w:beforeAutospacing="0" w:lineRule="auto"/>
         <w:ind w:left="720" w:hanging="360"/>
@@ -5798,8 +5999,8 @@
           <w:szCs w:val="46"/>
         </w:rPr>
       </w:pPr>
-      <w:bookmarkStart w:colFirst="0" w:colLast="0" w:name="_38y6o8fo0rxd" w:id="38"/>
-      <w:bookmarkEnd w:id="38"/>
+      <w:bookmarkStart w:colFirst="0" w:colLast="0" w:name="_38y6o8fo0rxd" w:id="39"/>
+      <w:bookmarkEnd w:id="39"/>
       <w:r>
         <w:rPr>
           <w:b w:val="1"/>
@@ -5827,7 +6028,7 @@
       <w:pPr>
         <w:numPr>
           <w:ilvl w:val="0"/>
-          <w:numId w:val="34"/>
+          <w:numId w:val="35"/>
         </w:numPr>
         <w:spacing w:after="0" w:afterAutospacing="0" w:before="240" w:lineRule="auto"/>
         <w:ind w:left="720" w:hanging="360"/>
@@ -5843,7 +6044,7 @@
       <w:pPr>
         <w:numPr>
           <w:ilvl w:val="0"/>
-          <w:numId w:val="34"/>
+          <w:numId w:val="35"/>
         </w:numPr>
         <w:spacing w:after="0" w:afterAutospacing="0" w:before="0" w:beforeAutospacing="0" w:lineRule="auto"/>
         <w:ind w:left="720" w:hanging="360"/>
@@ -5859,7 +6060,7 @@
       <w:pPr>
         <w:numPr>
           <w:ilvl w:val="0"/>
-          <w:numId w:val="34"/>
+          <w:numId w:val="35"/>
         </w:numPr>
         <w:spacing w:after="0" w:afterAutospacing="0" w:before="0" w:beforeAutospacing="0" w:lineRule="auto"/>
         <w:ind w:left="720" w:hanging="360"/>
@@ -5875,7 +6076,7 @@
       <w:pPr>
         <w:numPr>
           <w:ilvl w:val="0"/>
-          <w:numId w:val="34"/>
+          <w:numId w:val="35"/>
         </w:numPr>
         <w:spacing w:after="0" w:afterAutospacing="0" w:before="0" w:beforeAutospacing="0" w:lineRule="auto"/>
         <w:ind w:left="720" w:hanging="360"/>
@@ -5891,7 +6092,7 @@
       <w:pPr>
         <w:numPr>
           <w:ilvl w:val="0"/>
-          <w:numId w:val="34"/>
+          <w:numId w:val="35"/>
         </w:numPr>
         <w:spacing w:after="0" w:afterAutospacing="0" w:before="0" w:beforeAutospacing="0" w:lineRule="auto"/>
         <w:ind w:left="720" w:hanging="360"/>
@@ -5907,7 +6108,7 @@
       <w:pPr>
         <w:numPr>
           <w:ilvl w:val="0"/>
-          <w:numId w:val="34"/>
+          <w:numId w:val="35"/>
         </w:numPr>
         <w:spacing w:after="0" w:afterAutospacing="0" w:before="0" w:beforeAutospacing="0" w:lineRule="auto"/>
         <w:ind w:left="720" w:hanging="360"/>
@@ -5923,7 +6124,7 @@
       <w:pPr>
         <w:numPr>
           <w:ilvl w:val="0"/>
-          <w:numId w:val="34"/>
+          <w:numId w:val="35"/>
         </w:numPr>
         <w:spacing w:after="0" w:afterAutospacing="0" w:before="0" w:beforeAutospacing="0" w:lineRule="auto"/>
         <w:ind w:left="720" w:hanging="360"/>
@@ -5939,7 +6140,7 @@
       <w:pPr>
         <w:numPr>
           <w:ilvl w:val="0"/>
-          <w:numId w:val="34"/>
+          <w:numId w:val="35"/>
         </w:numPr>
         <w:spacing w:after="0" w:afterAutospacing="0" w:before="0" w:beforeAutospacing="0" w:lineRule="auto"/>
         <w:ind w:left="720" w:hanging="360"/>
@@ -5955,7 +6156,7 @@
       <w:pPr>
         <w:numPr>
           <w:ilvl w:val="0"/>
-          <w:numId w:val="34"/>
+          <w:numId w:val="35"/>
         </w:numPr>
         <w:spacing w:after="0" w:afterAutospacing="0" w:before="0" w:beforeAutospacing="0" w:lineRule="auto"/>
         <w:ind w:left="720" w:hanging="360"/>
@@ -5971,7 +6172,7 @@
       <w:pPr>
         <w:numPr>
           <w:ilvl w:val="0"/>
-          <w:numId w:val="34"/>
+          <w:numId w:val="35"/>
         </w:numPr>
         <w:spacing w:after="240" w:before="0" w:beforeAutospacing="0" w:lineRule="auto"/>
         <w:ind w:left="720" w:hanging="360"/>
@@ -6011,8 +6212,8 @@
           <w:szCs w:val="46"/>
         </w:rPr>
       </w:pPr>
-      <w:bookmarkStart w:colFirst="0" w:colLast="0" w:name="_y7etiiwvcu1y" w:id="39"/>
-      <w:bookmarkEnd w:id="39"/>
+      <w:bookmarkStart w:colFirst="0" w:colLast="0" w:name="_y7etiiwvcu1y" w:id="40"/>
+      <w:bookmarkEnd w:id="40"/>
       <w:r>
         <w:rPr>
           <w:b w:val="1"/>
@@ -6049,8 +6250,8 @@
           <w:szCs w:val="34"/>
         </w:rPr>
       </w:pPr>
-      <w:bookmarkStart w:colFirst="0" w:colLast="0" w:name="_trw3kyvinfbb" w:id="40"/>
-      <w:bookmarkEnd w:id="40"/>
+      <w:bookmarkStart w:colFirst="0" w:colLast="0" w:name="_trw3kyvinfbb" w:id="41"/>
+      <w:bookmarkEnd w:id="41"/>
       <w:r>
         <w:rPr>
           <w:b w:val="1"/>
@@ -6112,8 +6313,8 @@
           <w:szCs w:val="34"/>
         </w:rPr>
       </w:pPr>
-      <w:bookmarkStart w:colFirst="0" w:colLast="0" w:name="_nwwusn98y8l0" w:id="41"/>
-      <w:bookmarkEnd w:id="41"/>
+      <w:bookmarkStart w:colFirst="0" w:colLast="0" w:name="_nwwusn98y8l0" w:id="42"/>
+      <w:bookmarkEnd w:id="42"/>
       <w:r>
         <w:rPr>
           <w:b w:val="1"/>
@@ -6175,8 +6376,8 @@
           <w:szCs w:val="34"/>
         </w:rPr>
       </w:pPr>
-      <w:bookmarkStart w:colFirst="0" w:colLast="0" w:name="_7q41nz598rhg" w:id="42"/>
-      <w:bookmarkEnd w:id="42"/>
+      <w:bookmarkStart w:colFirst="0" w:colLast="0" w:name="_7q41nz598rhg" w:id="43"/>
+      <w:bookmarkEnd w:id="43"/>
       <w:r>
         <w:rPr>
           <w:b w:val="1"/>
@@ -6204,7 +6405,7 @@
       <w:pPr>
         <w:numPr>
           <w:ilvl w:val="0"/>
-          <w:numId w:val="20"/>
+          <w:numId w:val="21"/>
         </w:numPr>
         <w:spacing w:after="0" w:afterAutospacing="0" w:before="240" w:lineRule="auto"/>
         <w:ind w:left="720" w:hanging="360"/>
@@ -6220,7 +6421,7 @@
       <w:pPr>
         <w:numPr>
           <w:ilvl w:val="0"/>
-          <w:numId w:val="20"/>
+          <w:numId w:val="21"/>
         </w:numPr>
         <w:spacing w:after="0" w:afterAutospacing="0" w:before="0" w:beforeAutospacing="0" w:lineRule="auto"/>
         <w:ind w:left="720" w:hanging="360"/>
@@ -6236,7 +6437,7 @@
       <w:pPr>
         <w:numPr>
           <w:ilvl w:val="0"/>
-          <w:numId w:val="20"/>
+          <w:numId w:val="21"/>
         </w:numPr>
         <w:spacing w:after="0" w:afterAutospacing="0" w:before="0" w:beforeAutospacing="0" w:lineRule="auto"/>
         <w:ind w:left="720" w:hanging="360"/>
@@ -6252,7 +6453,7 @@
       <w:pPr>
         <w:numPr>
           <w:ilvl w:val="0"/>
-          <w:numId w:val="20"/>
+          <w:numId w:val="21"/>
         </w:numPr>
         <w:spacing w:after="240" w:before="0" w:beforeAutospacing="0" w:lineRule="auto"/>
         <w:ind w:left="720" w:hanging="360"/>
@@ -6302,8 +6503,8 @@
           <w:szCs w:val="34"/>
         </w:rPr>
       </w:pPr>
-      <w:bookmarkStart w:colFirst="0" w:colLast="0" w:name="_3gq197yfxj8u" w:id="43"/>
-      <w:bookmarkEnd w:id="43"/>
+      <w:bookmarkStart w:colFirst="0" w:colLast="0" w:name="_3gq197yfxj8u" w:id="44"/>
+      <w:bookmarkEnd w:id="44"/>
       <w:r>
         <w:rPr>
           <w:b w:val="1"/>
@@ -6380,8 +6581,8 @@
           <w:szCs w:val="46"/>
         </w:rPr>
       </w:pPr>
-      <w:bookmarkStart w:colFirst="0" w:colLast="0" w:name="_nbzlxy4tksn5" w:id="44"/>
-      <w:bookmarkEnd w:id="44"/>
+      <w:bookmarkStart w:colFirst="0" w:colLast="0" w:name="_nbzlxy4tksn5" w:id="45"/>
+      <w:bookmarkEnd w:id="45"/>
       <w:r>
         <w:rPr>
           <w:b w:val="1"/>
@@ -6409,7 +6610,7 @@
       <w:pPr>
         <w:numPr>
           <w:ilvl w:val="0"/>
-          <w:numId w:val="14"/>
+          <w:numId w:val="15"/>
         </w:numPr>
         <w:spacing w:after="0" w:afterAutospacing="0" w:before="240" w:lineRule="auto"/>
         <w:ind w:left="720" w:hanging="360"/>
@@ -6425,7 +6626,7 @@
       <w:pPr>
         <w:numPr>
           <w:ilvl w:val="0"/>
-          <w:numId w:val="14"/>
+          <w:numId w:val="15"/>
         </w:numPr>
         <w:spacing w:after="0" w:afterAutospacing="0" w:before="0" w:beforeAutospacing="0" w:lineRule="auto"/>
         <w:ind w:left="720" w:hanging="360"/>
@@ -6441,7 +6642,7 @@
       <w:pPr>
         <w:numPr>
           <w:ilvl w:val="0"/>
-          <w:numId w:val="14"/>
+          <w:numId w:val="15"/>
         </w:numPr>
         <w:spacing w:after="0" w:afterAutospacing="0" w:before="0" w:beforeAutospacing="0" w:lineRule="auto"/>
         <w:ind w:left="720" w:hanging="360"/>
@@ -6457,7 +6658,7 @@
       <w:pPr>
         <w:numPr>
           <w:ilvl w:val="0"/>
-          <w:numId w:val="14"/>
+          <w:numId w:val="15"/>
         </w:numPr>
         <w:spacing w:after="0" w:afterAutospacing="0" w:before="0" w:beforeAutospacing="0" w:lineRule="auto"/>
         <w:ind w:left="720" w:hanging="360"/>
@@ -6473,7 +6674,7 @@
       <w:pPr>
         <w:numPr>
           <w:ilvl w:val="0"/>
-          <w:numId w:val="14"/>
+          <w:numId w:val="15"/>
         </w:numPr>
         <w:spacing w:after="0" w:afterAutospacing="0" w:before="0" w:beforeAutospacing="0" w:lineRule="auto"/>
         <w:ind w:left="720" w:hanging="360"/>
@@ -6489,7 +6690,7 @@
       <w:pPr>
         <w:numPr>
           <w:ilvl w:val="0"/>
-          <w:numId w:val="14"/>
+          <w:numId w:val="15"/>
         </w:numPr>
         <w:spacing w:after="0" w:afterAutospacing="0" w:before="0" w:beforeAutospacing="0" w:lineRule="auto"/>
         <w:ind w:left="720" w:hanging="360"/>
@@ -6505,7 +6706,7 @@
       <w:pPr>
         <w:numPr>
           <w:ilvl w:val="0"/>
-          <w:numId w:val="14"/>
+          <w:numId w:val="15"/>
         </w:numPr>
         <w:spacing w:after="0" w:afterAutospacing="0" w:before="0" w:beforeAutospacing="0" w:lineRule="auto"/>
         <w:ind w:left="720" w:hanging="360"/>
@@ -6521,7 +6722,7 @@
       <w:pPr>
         <w:numPr>
           <w:ilvl w:val="0"/>
-          <w:numId w:val="14"/>
+          <w:numId w:val="15"/>
         </w:numPr>
         <w:spacing w:after="0" w:afterAutospacing="0" w:before="0" w:beforeAutospacing="0" w:lineRule="auto"/>
         <w:ind w:left="720" w:hanging="360"/>
@@ -6537,7 +6738,7 @@
       <w:pPr>
         <w:numPr>
           <w:ilvl w:val="0"/>
-          <w:numId w:val="14"/>
+          <w:numId w:val="15"/>
         </w:numPr>
         <w:spacing w:after="0" w:afterAutospacing="0" w:before="0" w:beforeAutospacing="0" w:lineRule="auto"/>
         <w:ind w:left="720" w:hanging="360"/>
@@ -6553,7 +6754,7 @@
       <w:pPr>
         <w:numPr>
           <w:ilvl w:val="0"/>
-          <w:numId w:val="14"/>
+          <w:numId w:val="15"/>
         </w:numPr>
         <w:spacing w:after="0" w:afterAutospacing="0" w:before="0" w:beforeAutospacing="0" w:lineRule="auto"/>
         <w:ind w:left="720" w:hanging="360"/>
@@ -6569,7 +6770,7 @@
       <w:pPr>
         <w:numPr>
           <w:ilvl w:val="0"/>
-          <w:numId w:val="14"/>
+          <w:numId w:val="15"/>
         </w:numPr>
         <w:spacing w:after="240" w:before="0" w:beforeAutospacing="0" w:lineRule="auto"/>
         <w:ind w:left="720" w:hanging="360"/>
@@ -6621,8 +6822,8 @@
           <w:szCs w:val="46"/>
         </w:rPr>
       </w:pPr>
-      <w:bookmarkStart w:colFirst="0" w:colLast="0" w:name="_z8tsy0nao50d" w:id="45"/>
-      <w:bookmarkEnd w:id="45"/>
+      <w:bookmarkStart w:colFirst="0" w:colLast="0" w:name="_z8tsy0nao50d" w:id="46"/>
+      <w:bookmarkEnd w:id="46"/>
       <w:r>
         <w:rPr>
           <w:b w:val="1"/>
@@ -6659,8 +6860,8 @@
           <w:szCs w:val="34"/>
         </w:rPr>
       </w:pPr>
-      <w:bookmarkStart w:colFirst="0" w:colLast="0" w:name="_6o57jfvsc8vd" w:id="46"/>
-      <w:bookmarkEnd w:id="46"/>
+      <w:bookmarkStart w:colFirst="0" w:colLast="0" w:name="_6o57jfvsc8vd" w:id="47"/>
+      <w:bookmarkEnd w:id="47"/>
       <w:r>
         <w:rPr>
           <w:b w:val="1"/>
@@ -6697,8 +6898,8 @@
           <w:szCs w:val="34"/>
         </w:rPr>
       </w:pPr>
-      <w:bookmarkStart w:colFirst="0" w:colLast="0" w:name="_phwp6hxkxvrx" w:id="47"/>
-      <w:bookmarkEnd w:id="47"/>
+      <w:bookmarkStart w:colFirst="0" w:colLast="0" w:name="_phwp6hxkxvrx" w:id="48"/>
+      <w:bookmarkEnd w:id="48"/>
       <w:r>
         <w:rPr>
           <w:b w:val="1"/>
@@ -6735,8 +6936,8 @@
           <w:szCs w:val="34"/>
         </w:rPr>
       </w:pPr>
-      <w:bookmarkStart w:colFirst="0" w:colLast="0" w:name="_886oc5bxf6bo" w:id="48"/>
-      <w:bookmarkEnd w:id="48"/>
+      <w:bookmarkStart w:colFirst="0" w:colLast="0" w:name="_886oc5bxf6bo" w:id="49"/>
+      <w:bookmarkEnd w:id="49"/>
       <w:r>
         <w:rPr>
           <w:b w:val="1"/>
@@ -6776,7 +6977,7 @@
       <w:pPr>
         <w:numPr>
           <w:ilvl w:val="0"/>
-          <w:numId w:val="26"/>
+          <w:numId w:val="27"/>
         </w:numPr>
         <w:spacing w:after="0" w:afterAutospacing="0" w:before="240" w:lineRule="auto"/>
         <w:ind w:left="720" w:hanging="360"/>
@@ -6792,7 +6993,7 @@
       <w:pPr>
         <w:numPr>
           <w:ilvl w:val="0"/>
-          <w:numId w:val="26"/>
+          <w:numId w:val="27"/>
         </w:numPr>
         <w:spacing w:after="0" w:afterAutospacing="0" w:before="0" w:beforeAutospacing="0" w:lineRule="auto"/>
         <w:ind w:left="720" w:hanging="360"/>
@@ -6808,7 +7009,7 @@
       <w:pPr>
         <w:numPr>
           <w:ilvl w:val="0"/>
-          <w:numId w:val="26"/>
+          <w:numId w:val="27"/>
         </w:numPr>
         <w:spacing w:after="0" w:afterAutospacing="0" w:before="0" w:beforeAutospacing="0" w:lineRule="auto"/>
         <w:ind w:left="720" w:hanging="360"/>
@@ -6824,7 +7025,7 @@
       <w:pPr>
         <w:numPr>
           <w:ilvl w:val="0"/>
-          <w:numId w:val="26"/>
+          <w:numId w:val="27"/>
         </w:numPr>
         <w:spacing w:after="0" w:afterAutospacing="0" w:before="0" w:beforeAutospacing="0" w:lineRule="auto"/>
         <w:ind w:left="720" w:hanging="360"/>
@@ -6840,7 +7041,7 @@
       <w:pPr>
         <w:numPr>
           <w:ilvl w:val="0"/>
-          <w:numId w:val="26"/>
+          <w:numId w:val="27"/>
         </w:numPr>
         <w:spacing w:after="0" w:afterAutospacing="0" w:before="0" w:beforeAutospacing="0" w:lineRule="auto"/>
         <w:ind w:left="720" w:hanging="360"/>
@@ -6856,7 +7057,7 @@
       <w:pPr>
         <w:numPr>
           <w:ilvl w:val="0"/>
-          <w:numId w:val="26"/>
+          <w:numId w:val="27"/>
         </w:numPr>
         <w:spacing w:after="0" w:afterAutospacing="0" w:before="0" w:beforeAutospacing="0" w:lineRule="auto"/>
         <w:ind w:left="720" w:hanging="360"/>
@@ -6872,7 +7073,7 @@
       <w:pPr>
         <w:numPr>
           <w:ilvl w:val="0"/>
-          <w:numId w:val="26"/>
+          <w:numId w:val="27"/>
         </w:numPr>
         <w:spacing w:after="0" w:afterAutospacing="0" w:before="0" w:beforeAutospacing="0" w:lineRule="auto"/>
         <w:ind w:left="720" w:hanging="360"/>
@@ -6888,7 +7089,7 @@
       <w:pPr>
         <w:numPr>
           <w:ilvl w:val="0"/>
-          <w:numId w:val="26"/>
+          <w:numId w:val="27"/>
         </w:numPr>
         <w:spacing w:after="0" w:afterAutospacing="0" w:before="0" w:beforeAutospacing="0" w:lineRule="auto"/>
         <w:ind w:left="720" w:hanging="360"/>
@@ -6904,7 +7105,7 @@
       <w:pPr>
         <w:numPr>
           <w:ilvl w:val="0"/>
-          <w:numId w:val="26"/>
+          <w:numId w:val="27"/>
         </w:numPr>
         <w:spacing w:after="0" w:afterAutospacing="0" w:before="0" w:beforeAutospacing="0" w:lineRule="auto"/>
         <w:ind w:left="720" w:hanging="360"/>
@@ -6920,7 +7121,7 @@
       <w:pPr>
         <w:numPr>
           <w:ilvl w:val="0"/>
-          <w:numId w:val="26"/>
+          <w:numId w:val="27"/>
         </w:numPr>
         <w:spacing w:after="0" w:afterAutospacing="0" w:before="0" w:beforeAutospacing="0" w:lineRule="auto"/>
         <w:ind w:left="720" w:hanging="360"/>
@@ -6936,7 +7137,7 @@
       <w:pPr>
         <w:numPr>
           <w:ilvl w:val="0"/>
-          <w:numId w:val="26"/>
+          <w:numId w:val="27"/>
         </w:numPr>
         <w:spacing w:after="0" w:afterAutospacing="0" w:before="0" w:beforeAutospacing="0" w:lineRule="auto"/>
         <w:ind w:left="720" w:hanging="360"/>
@@ -6952,7 +7153,7 @@
       <w:pPr>
         <w:numPr>
           <w:ilvl w:val="0"/>
-          <w:numId w:val="26"/>
+          <w:numId w:val="27"/>
         </w:numPr>
         <w:spacing w:after="240" w:before="0" w:beforeAutospacing="0" w:lineRule="auto"/>
         <w:ind w:left="720" w:hanging="360"/>
@@ -6992,8 +7193,8 @@
           <w:szCs w:val="46"/>
         </w:rPr>
       </w:pPr>
-      <w:bookmarkStart w:colFirst="0" w:colLast="0" w:name="_9lxczqxvfmou" w:id="49"/>
-      <w:bookmarkEnd w:id="49"/>
+      <w:bookmarkStart w:colFirst="0" w:colLast="0" w:name="_9lxczqxvfmou" w:id="50"/>
+      <w:bookmarkEnd w:id="50"/>
       <w:r>
         <w:rPr>
           <w:b w:val="1"/>
@@ -7381,8 +7582,8 @@
           <w:szCs w:val="46"/>
         </w:rPr>
       </w:pPr>
-      <w:bookmarkStart w:colFirst="0" w:colLast="0" w:name="_97qeqtqmlmic" w:id="50"/>
-      <w:bookmarkEnd w:id="50"/>
+      <w:bookmarkStart w:colFirst="0" w:colLast="0" w:name="_97qeqtqmlmic" w:id="51"/>
+      <w:bookmarkEnd w:id="51"/>
       <w:r>
         <w:rPr>
           <w:b w:val="1"/>
@@ -7422,7 +7623,7 @@
       <w:pPr>
         <w:numPr>
           <w:ilvl w:val="0"/>
-          <w:numId w:val="15"/>
+          <w:numId w:val="16"/>
         </w:numPr>
         <w:spacing w:after="0" w:afterAutospacing="0" w:before="240" w:lineRule="auto"/>
         <w:ind w:left="720" w:hanging="360"/>
@@ -7438,7 +7639,7 @@
       <w:pPr>
         <w:numPr>
           <w:ilvl w:val="0"/>
-          <w:numId w:val="15"/>
+          <w:numId w:val="16"/>
         </w:numPr>
         <w:spacing w:after="0" w:afterAutospacing="0" w:before="0" w:beforeAutospacing="0" w:lineRule="auto"/>
         <w:ind w:left="720" w:hanging="360"/>
@@ -7454,7 +7655,7 @@
       <w:pPr>
         <w:numPr>
           <w:ilvl w:val="0"/>
-          <w:numId w:val="15"/>
+          <w:numId w:val="16"/>
         </w:numPr>
         <w:spacing w:after="0" w:afterAutospacing="0" w:before="0" w:beforeAutospacing="0" w:lineRule="auto"/>
         <w:ind w:left="720" w:hanging="360"/>
@@ -7470,7 +7671,7 @@
       <w:pPr>
         <w:numPr>
           <w:ilvl w:val="0"/>
-          <w:numId w:val="15"/>
+          <w:numId w:val="16"/>
         </w:numPr>
         <w:spacing w:after="240" w:before="0" w:beforeAutospacing="0" w:lineRule="auto"/>
         <w:ind w:left="720" w:hanging="360"/>
@@ -7510,8 +7711,8 @@
           <w:szCs w:val="46"/>
         </w:rPr>
       </w:pPr>
-      <w:bookmarkStart w:colFirst="0" w:colLast="0" w:name="_7e4iw0f5fr3l" w:id="51"/>
-      <w:bookmarkEnd w:id="51"/>
+      <w:bookmarkStart w:colFirst="0" w:colLast="0" w:name="_7e4iw0f5fr3l" w:id="52"/>
+      <w:bookmarkEnd w:id="52"/>
       <w:r>
         <w:rPr>
           <w:b w:val="1"/>
@@ -7667,8 +7868,8 @@
           <w:szCs w:val="46"/>
         </w:rPr>
       </w:pPr>
-      <w:bookmarkStart w:colFirst="0" w:colLast="0" w:name="_baett7yqx1od" w:id="52"/>
-      <w:bookmarkEnd w:id="52"/>
+      <w:bookmarkStart w:colFirst="0" w:colLast="0" w:name="_baett7yqx1od" w:id="53"/>
+      <w:bookmarkEnd w:id="53"/>
       <w:r>
         <w:rPr>
           <w:b w:val="1"/>
@@ -7696,7 +7897,7 @@
       <w:pPr>
         <w:numPr>
           <w:ilvl w:val="0"/>
-          <w:numId w:val="17"/>
+          <w:numId w:val="18"/>
         </w:numPr>
         <w:spacing w:after="0" w:afterAutospacing="0" w:before="240" w:lineRule="auto"/>
         <w:ind w:left="720" w:hanging="360"/>
@@ -7712,7 +7913,7 @@
       <w:pPr>
         <w:numPr>
           <w:ilvl w:val="0"/>
-          <w:numId w:val="17"/>
+          <w:numId w:val="18"/>
         </w:numPr>
         <w:spacing w:after="0" w:afterAutospacing="0" w:before="0" w:beforeAutospacing="0" w:lineRule="auto"/>
         <w:ind w:left="720" w:hanging="360"/>
@@ -7728,7 +7929,7 @@
       <w:pPr>
         <w:numPr>
           <w:ilvl w:val="0"/>
-          <w:numId w:val="17"/>
+          <w:numId w:val="18"/>
         </w:numPr>
         <w:spacing w:after="0" w:afterAutospacing="0" w:before="0" w:beforeAutospacing="0" w:lineRule="auto"/>
         <w:ind w:left="720" w:hanging="360"/>
@@ -7744,7 +7945,7 @@
       <w:pPr>
         <w:numPr>
           <w:ilvl w:val="0"/>
-          <w:numId w:val="17"/>
+          <w:numId w:val="18"/>
         </w:numPr>
         <w:spacing w:after="0" w:afterAutospacing="0" w:before="0" w:beforeAutospacing="0" w:lineRule="auto"/>
         <w:ind w:left="720" w:hanging="360"/>
@@ -7760,7 +7961,7 @@
       <w:pPr>
         <w:numPr>
           <w:ilvl w:val="0"/>
-          <w:numId w:val="17"/>
+          <w:numId w:val="18"/>
         </w:numPr>
         <w:spacing w:after="0" w:afterAutospacing="0" w:before="0" w:beforeAutospacing="0" w:lineRule="auto"/>
         <w:ind w:left="720" w:hanging="360"/>
@@ -7776,7 +7977,7 @@
       <w:pPr>
         <w:numPr>
           <w:ilvl w:val="0"/>
-          <w:numId w:val="17"/>
+          <w:numId w:val="18"/>
         </w:numPr>
         <w:spacing w:after="0" w:afterAutospacing="0" w:before="0" w:beforeAutospacing="0" w:lineRule="auto"/>
         <w:ind w:left="720" w:hanging="360"/>
@@ -7792,7 +7993,7 @@
       <w:pPr>
         <w:numPr>
           <w:ilvl w:val="0"/>
-          <w:numId w:val="17"/>
+          <w:numId w:val="18"/>
         </w:numPr>
         <w:spacing w:after="0" w:afterAutospacing="0" w:before="0" w:beforeAutospacing="0" w:lineRule="auto"/>
         <w:ind w:left="720" w:hanging="360"/>
@@ -7808,7 +8009,7 @@
       <w:pPr>
         <w:numPr>
           <w:ilvl w:val="0"/>
-          <w:numId w:val="17"/>
+          <w:numId w:val="18"/>
         </w:numPr>
         <w:spacing w:after="0" w:afterAutospacing="0" w:before="0" w:beforeAutospacing="0" w:lineRule="auto"/>
         <w:ind w:left="720" w:hanging="360"/>
@@ -7824,7 +8025,7 @@
       <w:pPr>
         <w:numPr>
           <w:ilvl w:val="0"/>
-          <w:numId w:val="17"/>
+          <w:numId w:val="18"/>
         </w:numPr>
         <w:spacing w:after="0" w:afterAutospacing="0" w:before="0" w:beforeAutospacing="0" w:lineRule="auto"/>
         <w:ind w:left="720" w:hanging="360"/>
@@ -7840,7 +8041,7 @@
       <w:pPr>
         <w:numPr>
           <w:ilvl w:val="0"/>
-          <w:numId w:val="17"/>
+          <w:numId w:val="18"/>
         </w:numPr>
         <w:spacing w:after="0" w:afterAutospacing="0" w:before="0" w:beforeAutospacing="0" w:lineRule="auto"/>
         <w:ind w:left="720" w:hanging="360"/>
@@ -7856,7 +8057,7 @@
       <w:pPr>
         <w:numPr>
           <w:ilvl w:val="0"/>
-          <w:numId w:val="17"/>
+          <w:numId w:val="18"/>
         </w:numPr>
         <w:spacing w:after="240" w:before="0" w:beforeAutospacing="0" w:lineRule="auto"/>
         <w:ind w:left="720" w:hanging="360"/>
@@ -7908,8 +8109,8 @@
           <w:szCs w:val="46"/>
         </w:rPr>
       </w:pPr>
-      <w:bookmarkStart w:colFirst="0" w:colLast="0" w:name="_boghifw9vkff" w:id="53"/>
-      <w:bookmarkEnd w:id="53"/>
+      <w:bookmarkStart w:colFirst="0" w:colLast="0" w:name="_boghifw9vkff" w:id="54"/>
+      <w:bookmarkEnd w:id="54"/>
       <w:r>
         <w:rPr>
           <w:b w:val="1"/>
@@ -7951,8 +8152,8 @@
           <w:szCs w:val="34"/>
         </w:rPr>
       </w:pPr>
-      <w:bookmarkStart w:colFirst="0" w:colLast="0" w:name="_ubi9o7vbkftw" w:id="54"/>
-      <w:bookmarkEnd w:id="54"/>
+      <w:bookmarkStart w:colFirst="0" w:colLast="0" w:name="_ubi9o7vbkftw" w:id="55"/>
+      <w:bookmarkEnd w:id="55"/>
       <w:r>
         <w:rPr>
           <w:b w:val="1"/>
@@ -8096,8 +8297,8 @@
           <w:szCs w:val="34"/>
         </w:rPr>
       </w:pPr>
-      <w:bookmarkStart w:colFirst="0" w:colLast="0" w:name="_olr2s8op1h15" w:id="55"/>
-      <w:bookmarkEnd w:id="55"/>
+      <w:bookmarkStart w:colFirst="0" w:colLast="0" w:name="_olr2s8op1h15" w:id="56"/>
+      <w:bookmarkEnd w:id="56"/>
       <w:r>
         <w:rPr>
           <w:b w:val="1"/>
@@ -8150,8 +8351,8 @@
           <w:szCs w:val="34"/>
         </w:rPr>
       </w:pPr>
-      <w:bookmarkStart w:colFirst="0" w:colLast="0" w:name="_dmhsyxbxg4dc" w:id="56"/>
-      <w:bookmarkEnd w:id="56"/>
+      <w:bookmarkStart w:colFirst="0" w:colLast="0" w:name="_dmhsyxbxg4dc" w:id="57"/>
+      <w:bookmarkEnd w:id="57"/>
       <w:r>
         <w:rPr>
           <w:b w:val="1"/>
@@ -8204,8 +8405,8 @@
           <w:szCs w:val="34"/>
         </w:rPr>
       </w:pPr>
-      <w:bookmarkStart w:colFirst="0" w:colLast="0" w:name="_phpupyrlke1b" w:id="57"/>
-      <w:bookmarkEnd w:id="57"/>
+      <w:bookmarkStart w:colFirst="0" w:colLast="0" w:name="_phpupyrlke1b" w:id="58"/>
+      <w:bookmarkEnd w:id="58"/>
       <w:r>
         <w:rPr>
           <w:b w:val="1"/>
@@ -8266,8 +8467,8 @@
           <w:szCs w:val="34"/>
         </w:rPr>
       </w:pPr>
-      <w:bookmarkStart w:colFirst="0" w:colLast="0" w:name="_n9j1b299czm1" w:id="58"/>
-      <w:bookmarkEnd w:id="58"/>
+      <w:bookmarkStart w:colFirst="0" w:colLast="0" w:name="_n9j1b299czm1" w:id="59"/>
+      <w:bookmarkEnd w:id="59"/>
       <w:r>
         <w:rPr>
           <w:b w:val="1"/>
@@ -8328,8 +8529,8 @@
           <w:szCs w:val="34"/>
         </w:rPr>
       </w:pPr>
-      <w:bookmarkStart w:colFirst="0" w:colLast="0" w:name="_pdhzks6nqhi0" w:id="59"/>
-      <w:bookmarkEnd w:id="59"/>
+      <w:bookmarkStart w:colFirst="0" w:colLast="0" w:name="_pdhzks6nqhi0" w:id="60"/>
+      <w:bookmarkEnd w:id="60"/>
       <w:r>
         <w:rPr>
           <w:b w:val="1"/>
@@ -8425,8 +8626,8 @@
           <w:szCs w:val="34"/>
         </w:rPr>
       </w:pPr>
-      <w:bookmarkStart w:colFirst="0" w:colLast="0" w:name="_gfm10co44buk" w:id="60"/>
-      <w:bookmarkEnd w:id="60"/>
+      <w:bookmarkStart w:colFirst="0" w:colLast="0" w:name="_gfm10co44buk" w:id="61"/>
+      <w:bookmarkEnd w:id="61"/>
       <w:r>
         <w:rPr>
           <w:b w:val="1"/>
@@ -8546,8 +8747,8 @@
           <w:szCs w:val="34"/>
         </w:rPr>
       </w:pPr>
-      <w:bookmarkStart w:colFirst="0" w:colLast="0" w:name="_7kut2atlxjg0" w:id="61"/>
-      <w:bookmarkEnd w:id="61"/>
+      <w:bookmarkStart w:colFirst="0" w:colLast="0" w:name="_7kut2atlxjg0" w:id="62"/>
+      <w:bookmarkEnd w:id="62"/>
       <w:r>
         <w:rPr>
           <w:b w:val="1"/>
@@ -8632,8 +8833,8 @@
           <w:szCs w:val="34"/>
         </w:rPr>
       </w:pPr>
-      <w:bookmarkStart w:colFirst="0" w:colLast="0" w:name="_2rg8od4uqqxb" w:id="62"/>
-      <w:bookmarkEnd w:id="62"/>
+      <w:bookmarkStart w:colFirst="0" w:colLast="0" w:name="_2rg8od4uqqxb" w:id="63"/>
+      <w:bookmarkEnd w:id="63"/>
       <w:r>
         <w:rPr>
           <w:b w:val="1"/>
@@ -8661,7 +8862,7 @@
       <w:pPr>
         <w:numPr>
           <w:ilvl w:val="0"/>
-          <w:numId w:val="27"/>
+          <w:numId w:val="28"/>
         </w:numPr>
         <w:spacing w:after="0" w:afterAutospacing="0" w:before="240" w:lineRule="auto"/>
         <w:ind w:left="720" w:hanging="360"/>
@@ -8677,7 +8878,7 @@
       <w:pPr>
         <w:numPr>
           <w:ilvl w:val="0"/>
-          <w:numId w:val="27"/>
+          <w:numId w:val="28"/>
         </w:numPr>
         <w:spacing w:after="0" w:afterAutospacing="0" w:before="0" w:beforeAutospacing="0" w:lineRule="auto"/>
         <w:ind w:left="720" w:hanging="360"/>
@@ -8693,7 +8894,7 @@
       <w:pPr>
         <w:numPr>
           <w:ilvl w:val="0"/>
-          <w:numId w:val="27"/>
+          <w:numId w:val="28"/>
         </w:numPr>
         <w:spacing w:after="0" w:afterAutospacing="0" w:before="0" w:beforeAutospacing="0" w:lineRule="auto"/>
         <w:ind w:left="720" w:hanging="360"/>
@@ -8709,7 +8910,7 @@
       <w:pPr>
         <w:numPr>
           <w:ilvl w:val="0"/>
-          <w:numId w:val="27"/>
+          <w:numId w:val="28"/>
         </w:numPr>
         <w:spacing w:after="0" w:afterAutospacing="0" w:before="0" w:beforeAutospacing="0" w:lineRule="auto"/>
         <w:ind w:left="720" w:hanging="360"/>
@@ -8725,7 +8926,7 @@
       <w:pPr>
         <w:numPr>
           <w:ilvl w:val="0"/>
-          <w:numId w:val="27"/>
+          <w:numId w:val="28"/>
         </w:numPr>
         <w:spacing w:after="240" w:before="0" w:beforeAutospacing="0" w:lineRule="auto"/>
         <w:ind w:left="720" w:hanging="360"/>
@@ -8751,8 +8952,8 @@
           <w:szCs w:val="26"/>
         </w:rPr>
       </w:pPr>
-      <w:bookmarkStart w:colFirst="0" w:colLast="0" w:name="_39crdokxf3gd" w:id="63"/>
-      <w:bookmarkEnd w:id="63"/>
+      <w:bookmarkStart w:colFirst="0" w:colLast="0" w:name="_39crdokxf3gd" w:id="64"/>
+      <w:bookmarkEnd w:id="64"/>
       <w:r>
         <w:rPr>
           <w:b w:val="1"/>
@@ -8800,8 +9001,8 @@
           <w:szCs w:val="26"/>
         </w:rPr>
       </w:pPr>
-      <w:bookmarkStart w:colFirst="0" w:colLast="0" w:name="_g3z6l18wc72a" w:id="64"/>
-      <w:bookmarkEnd w:id="64"/>
+      <w:bookmarkStart w:colFirst="0" w:colLast="0" w:name="_g3z6l18wc72a" w:id="65"/>
+      <w:bookmarkEnd w:id="65"/>
       <w:r>
         <w:rPr>
           <w:b w:val="1"/>
@@ -8849,8 +9050,8 @@
           <w:szCs w:val="26"/>
         </w:rPr>
       </w:pPr>
-      <w:bookmarkStart w:colFirst="0" w:colLast="0" w:name="_p4jr15fl9nus" w:id="65"/>
-      <w:bookmarkEnd w:id="65"/>
+      <w:bookmarkStart w:colFirst="0" w:colLast="0" w:name="_p4jr15fl9nus" w:id="66"/>
+      <w:bookmarkEnd w:id="66"/>
       <w:r>
         <w:rPr>
           <w:b w:val="1"/>
@@ -8936,8 +9137,8 @@
           <w:szCs w:val="46"/>
         </w:rPr>
       </w:pPr>
-      <w:bookmarkStart w:colFirst="0" w:colLast="0" w:name="_qhtn4tnuls6r" w:id="66"/>
-      <w:bookmarkEnd w:id="66"/>
+      <w:bookmarkStart w:colFirst="0" w:colLast="0" w:name="_qhtn4tnuls6r" w:id="67"/>
+      <w:bookmarkEnd w:id="67"/>
       <w:r>
         <w:rPr>
           <w:b w:val="1"/>
@@ -8962,8 +9163,8 @@
           <w:szCs w:val="34"/>
         </w:rPr>
       </w:pPr>
-      <w:bookmarkStart w:colFirst="0" w:colLast="0" w:name="_wvrhgi73t55r" w:id="67"/>
-      <w:bookmarkEnd w:id="67"/>
+      <w:bookmarkStart w:colFirst="0" w:colLast="0" w:name="_wvrhgi73t55r" w:id="68"/>
+      <w:bookmarkEnd w:id="68"/>
       <w:r>
         <w:rPr>
           <w:b w:val="1"/>
@@ -9000,8 +9201,8 @@
           <w:szCs w:val="34"/>
         </w:rPr>
       </w:pPr>
-      <w:bookmarkStart w:colFirst="0" w:colLast="0" w:name="_hf12mec6w990" w:id="68"/>
-      <w:bookmarkEnd w:id="68"/>
+      <w:bookmarkStart w:colFirst="0" w:colLast="0" w:name="_hf12mec6w990" w:id="69"/>
+      <w:bookmarkEnd w:id="69"/>
       <w:r>
         <w:rPr>
           <w:b w:val="1"/>
@@ -9038,8 +9239,8 @@
           <w:szCs w:val="34"/>
         </w:rPr>
       </w:pPr>
-      <w:bookmarkStart w:colFirst="0" w:colLast="0" w:name="_7dnttpyh70mg" w:id="69"/>
-      <w:bookmarkEnd w:id="69"/>
+      <w:bookmarkStart w:colFirst="0" w:colLast="0" w:name="_7dnttpyh70mg" w:id="70"/>
+      <w:bookmarkEnd w:id="70"/>
       <w:r>
         <w:rPr>
           <w:b w:val="1"/>
@@ -9076,8 +9277,8 @@
           <w:szCs w:val="34"/>
         </w:rPr>
       </w:pPr>
-      <w:bookmarkStart w:colFirst="0" w:colLast="0" w:name="_jv1p2p7ec2gx" w:id="70"/>
-      <w:bookmarkEnd w:id="70"/>
+      <w:bookmarkStart w:colFirst="0" w:colLast="0" w:name="_jv1p2p7ec2gx" w:id="71"/>
+      <w:bookmarkEnd w:id="71"/>
       <w:r>
         <w:rPr>
           <w:b w:val="1"/>
@@ -9114,8 +9315,8 @@
           <w:szCs w:val="34"/>
         </w:rPr>
       </w:pPr>
-      <w:bookmarkStart w:colFirst="0" w:colLast="0" w:name="_wnlhxtpls89y" w:id="71"/>
-      <w:bookmarkEnd w:id="71"/>
+      <w:bookmarkStart w:colFirst="0" w:colLast="0" w:name="_wnlhxtpls89y" w:id="72"/>
+      <w:bookmarkEnd w:id="72"/>
       <w:r>
         <w:rPr>
           <w:b w:val="1"/>
@@ -9152,8 +9353,8 @@
           <w:szCs w:val="34"/>
         </w:rPr>
       </w:pPr>
-      <w:bookmarkStart w:colFirst="0" w:colLast="0" w:name="_rwn1jcqepk85" w:id="72"/>
-      <w:bookmarkEnd w:id="72"/>
+      <w:bookmarkStart w:colFirst="0" w:colLast="0" w:name="_rwn1jcqepk85" w:id="73"/>
+      <w:bookmarkEnd w:id="73"/>
       <w:r>
         <w:rPr>
           <w:b w:val="1"/>
@@ -9190,8 +9391,8 @@
           <w:szCs w:val="34"/>
         </w:rPr>
       </w:pPr>
-      <w:bookmarkStart w:colFirst="0" w:colLast="0" w:name="_x0s5vyawrwf1" w:id="73"/>
-      <w:bookmarkEnd w:id="73"/>
+      <w:bookmarkStart w:colFirst="0" w:colLast="0" w:name="_x0s5vyawrwf1" w:id="74"/>
+      <w:bookmarkEnd w:id="74"/>
       <w:r>
         <w:rPr>
           <w:b w:val="1"/>
@@ -9228,8 +9429,8 @@
           <w:szCs w:val="34"/>
         </w:rPr>
       </w:pPr>
-      <w:bookmarkStart w:colFirst="0" w:colLast="0" w:name="_k3f096kndq5w" w:id="74"/>
-      <w:bookmarkEnd w:id="74"/>
+      <w:bookmarkStart w:colFirst="0" w:colLast="0" w:name="_k3f096kndq5w" w:id="75"/>
+      <w:bookmarkEnd w:id="75"/>
       <w:r>
         <w:rPr>
           <w:b w:val="1"/>
@@ -9266,8 +9467,8 @@
           <w:szCs w:val="34"/>
         </w:rPr>
       </w:pPr>
-      <w:bookmarkStart w:colFirst="0" w:colLast="0" w:name="_fhj6a74bw6fr" w:id="75"/>
-      <w:bookmarkEnd w:id="75"/>
+      <w:bookmarkStart w:colFirst="0" w:colLast="0" w:name="_fhj6a74bw6fr" w:id="76"/>
+      <w:bookmarkEnd w:id="76"/>
       <w:r>
         <w:rPr>
           <w:b w:val="1"/>
@@ -9304,8 +9505,8 @@
           <w:szCs w:val="34"/>
         </w:rPr>
       </w:pPr>
-      <w:bookmarkStart w:colFirst="0" w:colLast="0" w:name="_4f9ikbijpa1" w:id="76"/>
-      <w:bookmarkEnd w:id="76"/>
+      <w:bookmarkStart w:colFirst="0" w:colLast="0" w:name="_4f9ikbijpa1" w:id="77"/>
+      <w:bookmarkEnd w:id="77"/>
       <w:r>
         <w:rPr>
           <w:b w:val="1"/>
@@ -9323,8 +9524,8 @@
         <w:spacing w:after="240" w:before="240" w:lineRule="auto"/>
         <w:rPr/>
       </w:pPr>
-      <w:bookmarkStart w:colFirst="0" w:colLast="0" w:name="_e8oa9rhqprtw" w:id="77"/>
-      <w:bookmarkEnd w:id="77"/>
+      <w:bookmarkStart w:colFirst="0" w:colLast="0" w:name="_e8oa9rhqprtw" w:id="78"/>
+      <w:bookmarkEnd w:id="78"/>
       <w:r>
         <w:rPr>
           <w:rtl w:val="0"/>
@@ -9366,8 +9567,8 @@
           <w:szCs w:val="46"/>
         </w:rPr>
       </w:pPr>
-      <w:bookmarkStart w:colFirst="0" w:colLast="0" w:name="_4ogf8l6cfht8" w:id="78"/>
-      <w:bookmarkEnd w:id="78"/>
+      <w:bookmarkStart w:colFirst="0" w:colLast="0" w:name="_4ogf8l6cfht8" w:id="79"/>
+      <w:bookmarkEnd w:id="79"/>
       <w:r>
         <w:rPr>
           <w:b w:val="1"/>
@@ -9395,7 +9596,7 @@
       <w:pPr>
         <w:numPr>
           <w:ilvl w:val="0"/>
-          <w:numId w:val="32"/>
+          <w:numId w:val="33"/>
         </w:numPr>
         <w:spacing w:after="0" w:afterAutospacing="0" w:before="240" w:lineRule="auto"/>
         <w:ind w:left="720" w:hanging="360"/>
@@ -9411,7 +9612,7 @@
       <w:pPr>
         <w:numPr>
           <w:ilvl w:val="0"/>
-          <w:numId w:val="32"/>
+          <w:numId w:val="33"/>
         </w:numPr>
         <w:spacing w:after="0" w:afterAutospacing="0" w:before="0" w:beforeAutospacing="0" w:lineRule="auto"/>
         <w:ind w:left="720" w:hanging="360"/>
@@ -9427,7 +9628,7 @@
       <w:pPr>
         <w:numPr>
           <w:ilvl w:val="0"/>
-          <w:numId w:val="32"/>
+          <w:numId w:val="33"/>
         </w:numPr>
         <w:spacing w:after="0" w:afterAutospacing="0" w:before="0" w:beforeAutospacing="0" w:lineRule="auto"/>
         <w:ind w:left="720" w:hanging="360"/>
@@ -9443,7 +9644,7 @@
       <w:pPr>
         <w:numPr>
           <w:ilvl w:val="0"/>
-          <w:numId w:val="32"/>
+          <w:numId w:val="33"/>
         </w:numPr>
         <w:spacing w:after="0" w:afterAutospacing="0" w:before="0" w:beforeAutospacing="0" w:lineRule="auto"/>
         <w:ind w:left="720" w:hanging="360"/>
@@ -9459,7 +9660,7 @@
       <w:pPr>
         <w:numPr>
           <w:ilvl w:val="0"/>
-          <w:numId w:val="32"/>
+          <w:numId w:val="33"/>
         </w:numPr>
         <w:spacing w:after="0" w:afterAutospacing="0" w:before="0" w:beforeAutospacing="0" w:lineRule="auto"/>
         <w:ind w:left="720" w:hanging="360"/>
@@ -9475,7 +9676,7 @@
       <w:pPr>
         <w:numPr>
           <w:ilvl w:val="0"/>
-          <w:numId w:val="32"/>
+          <w:numId w:val="33"/>
         </w:numPr>
         <w:spacing w:after="0" w:afterAutospacing="0" w:before="0" w:beforeAutospacing="0" w:lineRule="auto"/>
         <w:ind w:left="720" w:hanging="360"/>
@@ -9491,7 +9692,7 @@
       <w:pPr>
         <w:numPr>
           <w:ilvl w:val="0"/>
-          <w:numId w:val="32"/>
+          <w:numId w:val="33"/>
         </w:numPr>
         <w:spacing w:after="0" w:afterAutospacing="0" w:before="0" w:beforeAutospacing="0" w:lineRule="auto"/>
         <w:ind w:left="720" w:hanging="360"/>
@@ -9507,7 +9708,7 @@
       <w:pPr>
         <w:numPr>
           <w:ilvl w:val="0"/>
-          <w:numId w:val="32"/>
+          <w:numId w:val="33"/>
         </w:numPr>
         <w:spacing w:after="0" w:afterAutospacing="0" w:before="0" w:beforeAutospacing="0" w:lineRule="auto"/>
         <w:ind w:left="720" w:hanging="360"/>
@@ -9523,7 +9724,7 @@
       <w:pPr>
         <w:numPr>
           <w:ilvl w:val="0"/>
-          <w:numId w:val="32"/>
+          <w:numId w:val="33"/>
         </w:numPr>
         <w:spacing w:after="0" w:afterAutospacing="0" w:before="0" w:beforeAutospacing="0" w:lineRule="auto"/>
         <w:ind w:left="720" w:hanging="360"/>
@@ -9539,7 +9740,7 @@
       <w:pPr>
         <w:numPr>
           <w:ilvl w:val="0"/>
-          <w:numId w:val="32"/>
+          <w:numId w:val="33"/>
         </w:numPr>
         <w:spacing w:after="0" w:afterAutospacing="0" w:before="0" w:beforeAutospacing="0" w:lineRule="auto"/>
         <w:ind w:left="720" w:hanging="360"/>
@@ -9555,7 +9756,7 @@
       <w:pPr>
         <w:numPr>
           <w:ilvl w:val="0"/>
-          <w:numId w:val="32"/>
+          <w:numId w:val="33"/>
         </w:numPr>
         <w:spacing w:after="240" w:before="0" w:beforeAutospacing="0" w:lineRule="auto"/>
         <w:ind w:left="720" w:hanging="360"/>
@@ -9595,8 +9796,8 @@
           <w:szCs w:val="46"/>
         </w:rPr>
       </w:pPr>
-      <w:bookmarkStart w:colFirst="0" w:colLast="0" w:name="_bsapf8s37xt7" w:id="79"/>
-      <w:bookmarkEnd w:id="79"/>
+      <w:bookmarkStart w:colFirst="0" w:colLast="0" w:name="_bsapf8s37xt7" w:id="80"/>
+      <w:bookmarkEnd w:id="80"/>
       <w:r>
         <w:rPr>
           <w:b w:val="1"/>
@@ -9621,8 +9822,8 @@
           <w:szCs w:val="34"/>
         </w:rPr>
       </w:pPr>
-      <w:bookmarkStart w:colFirst="0" w:colLast="0" w:name="_kf2slldqeq5k" w:id="80"/>
-      <w:bookmarkEnd w:id="80"/>
+      <w:bookmarkStart w:colFirst="0" w:colLast="0" w:name="_kf2slldqeq5k" w:id="81"/>
+      <w:bookmarkEnd w:id="81"/>
       <w:r>
         <w:rPr>
           <w:b w:val="1"/>
@@ -9676,8 +9877,8 @@
           <w:szCs w:val="34"/>
         </w:rPr>
       </w:pPr>
-      <w:bookmarkStart w:colFirst="0" w:colLast="0" w:name="_y3oki8bcmfkw" w:id="81"/>
-      <w:bookmarkEnd w:id="81"/>
+      <w:bookmarkStart w:colFirst="0" w:colLast="0" w:name="_y3oki8bcmfkw" w:id="82"/>
+      <w:bookmarkEnd w:id="82"/>
       <w:r>
         <w:rPr>
           <w:b w:val="1"/>
@@ -9731,8 +9932,8 @@
           <w:szCs w:val="34"/>
         </w:rPr>
       </w:pPr>
-      <w:bookmarkStart w:colFirst="0" w:colLast="0" w:name="_1atw2cr3eaer" w:id="82"/>
-      <w:bookmarkEnd w:id="82"/>
+      <w:bookmarkStart w:colFirst="0" w:colLast="0" w:name="_1atw2cr3eaer" w:id="83"/>
+      <w:bookmarkEnd w:id="83"/>
       <w:r>
         <w:rPr>
           <w:b w:val="1"/>
@@ -9786,8 +9987,8 @@
           <w:szCs w:val="34"/>
         </w:rPr>
       </w:pPr>
-      <w:bookmarkStart w:colFirst="0" w:colLast="0" w:name="_5napbvp6tcwx" w:id="83"/>
-      <w:bookmarkEnd w:id="83"/>
+      <w:bookmarkStart w:colFirst="0" w:colLast="0" w:name="_5napbvp6tcwx" w:id="84"/>
+      <w:bookmarkEnd w:id="84"/>
       <w:r>
         <w:rPr>
           <w:b w:val="1"/>
@@ -9841,8 +10042,8 @@
           <w:szCs w:val="34"/>
         </w:rPr>
       </w:pPr>
-      <w:bookmarkStart w:colFirst="0" w:colLast="0" w:name="_ckg0viuxrt92" w:id="84"/>
-      <w:bookmarkEnd w:id="84"/>
+      <w:bookmarkStart w:colFirst="0" w:colLast="0" w:name="_ckg0viuxrt92" w:id="85"/>
+      <w:bookmarkEnd w:id="85"/>
       <w:r>
         <w:rPr>
           <w:b w:val="1"/>
@@ -9896,8 +10097,8 @@
           <w:szCs w:val="34"/>
         </w:rPr>
       </w:pPr>
-      <w:bookmarkStart w:colFirst="0" w:colLast="0" w:name="_u2rxvshet70t" w:id="85"/>
-      <w:bookmarkEnd w:id="85"/>
+      <w:bookmarkStart w:colFirst="0" w:colLast="0" w:name="_u2rxvshet70t" w:id="86"/>
+      <w:bookmarkEnd w:id="86"/>
       <w:r>
         <w:rPr>
           <w:b w:val="1"/>
@@ -9966,8 +10167,8 @@
           <w:szCs w:val="46"/>
         </w:rPr>
       </w:pPr>
-      <w:bookmarkStart w:colFirst="0" w:colLast="0" w:name="_u7hvfr1wm50f" w:id="86"/>
-      <w:bookmarkEnd w:id="86"/>
+      <w:bookmarkStart w:colFirst="0" w:colLast="0" w:name="_u7hvfr1wm50f" w:id="87"/>
+      <w:bookmarkEnd w:id="87"/>
       <w:r>
         <w:rPr>
           <w:b w:val="1"/>
@@ -10043,7 +10244,7 @@
       <w:pPr>
         <w:numPr>
           <w:ilvl w:val="0"/>
-          <w:numId w:val="21"/>
+          <w:numId w:val="22"/>
         </w:numPr>
         <w:spacing w:after="0" w:afterAutospacing="0" w:before="240" w:lineRule="auto"/>
         <w:ind w:left="720" w:hanging="360"/>
@@ -10059,7 +10260,7 @@
       <w:pPr>
         <w:numPr>
           <w:ilvl w:val="0"/>
-          <w:numId w:val="21"/>
+          <w:numId w:val="22"/>
         </w:numPr>
         <w:spacing w:after="240" w:before="0" w:beforeAutospacing="0" w:lineRule="auto"/>
         <w:ind w:left="720" w:hanging="360"/>
@@ -10136,8 +10337,8 @@
           <w:szCs w:val="46"/>
         </w:rPr>
       </w:pPr>
-      <w:bookmarkStart w:colFirst="0" w:colLast="0" w:name="_sokbk5y5shz9" w:id="87"/>
-      <w:bookmarkEnd w:id="87"/>
+      <w:bookmarkStart w:colFirst="0" w:colLast="0" w:name="_sokbk5y5shz9" w:id="88"/>
+      <w:bookmarkEnd w:id="88"/>
       <w:r>
         <w:rPr>
           <w:b w:val="1"/>
@@ -10177,7 +10378,7 @@
       <w:pPr>
         <w:numPr>
           <w:ilvl w:val="0"/>
-          <w:numId w:val="18"/>
+          <w:numId w:val="19"/>
         </w:numPr>
         <w:spacing w:after="0" w:afterAutospacing="0" w:before="240" w:lineRule="auto"/>
         <w:ind w:left="720" w:hanging="360"/>
@@ -10193,7 +10394,7 @@
       <w:pPr>
         <w:numPr>
           <w:ilvl w:val="0"/>
-          <w:numId w:val="18"/>
+          <w:numId w:val="19"/>
         </w:numPr>
         <w:spacing w:after="0" w:afterAutospacing="0" w:before="0" w:beforeAutospacing="0" w:lineRule="auto"/>
         <w:ind w:left="720" w:hanging="360"/>
@@ -10209,7 +10410,7 @@
       <w:pPr>
         <w:numPr>
           <w:ilvl w:val="0"/>
-          <w:numId w:val="18"/>
+          <w:numId w:val="19"/>
         </w:numPr>
         <w:spacing w:after="0" w:afterAutospacing="0" w:before="0" w:beforeAutospacing="0" w:lineRule="auto"/>
         <w:ind w:left="720" w:hanging="360"/>
@@ -10225,7 +10426,7 @@
       <w:pPr>
         <w:numPr>
           <w:ilvl w:val="0"/>
-          <w:numId w:val="18"/>
+          <w:numId w:val="19"/>
         </w:numPr>
         <w:spacing w:after="240" w:before="0" w:beforeAutospacing="0" w:lineRule="auto"/>
         <w:ind w:left="720" w:hanging="360"/>
@@ -12795,8 +12996,8 @@
   <w:abstractNum w:abstractNumId="23">
     <w:lvl w:ilvl="0">
       <w:start w:val="1"/>
-      <w:numFmt w:val="decimal"/>
-      <w:lvlText w:val="%1."/>
+      <w:numFmt w:val="bullet"/>
+      <w:lvlText w:val="●"/>
       <w:lvlJc w:val="left"/>
       <w:pPr>
         <w:ind w:left="720" w:hanging="360"/>
@@ -12807,8 +13008,8 @@
     </w:lvl>
     <w:lvl w:ilvl="1">
       <w:start w:val="1"/>
-      <w:numFmt w:val="lowerLetter"/>
-      <w:lvlText w:val="%2."/>
+      <w:numFmt w:val="bullet"/>
+      <w:lvlText w:val="○"/>
       <w:lvlJc w:val="left"/>
       <w:pPr>
         <w:ind w:left="1440" w:hanging="360"/>
@@ -12819,8 +13020,8 @@
     </w:lvl>
     <w:lvl w:ilvl="2">
       <w:start w:val="1"/>
-      <w:numFmt w:val="lowerRoman"/>
-      <w:lvlText w:val="%3."/>
+      <w:numFmt w:val="bullet"/>
+      <w:lvlText w:val="■"/>
       <w:lvlJc w:val="left"/>
       <w:pPr>
         <w:ind w:left="2160" w:hanging="360"/>
@@ -12831,8 +13032,8 @@
     </w:lvl>
     <w:lvl w:ilvl="3">
       <w:start w:val="1"/>
-      <w:numFmt w:val="decimal"/>
-      <w:lvlText w:val="%4."/>
+      <w:numFmt w:val="bullet"/>
+      <w:lvlText w:val="●"/>
       <w:lvlJc w:val="left"/>
       <w:pPr>
         <w:ind w:left="2880" w:hanging="360"/>
@@ -12843,8 +13044,8 @@
     </w:lvl>
     <w:lvl w:ilvl="4">
       <w:start w:val="1"/>
-      <w:numFmt w:val="lowerLetter"/>
-      <w:lvlText w:val="%5."/>
+      <w:numFmt w:val="bullet"/>
+      <w:lvlText w:val="○"/>
       <w:lvlJc w:val="left"/>
       <w:pPr>
         <w:ind w:left="3600" w:hanging="360"/>
@@ -12855,8 +13056,8 @@
     </w:lvl>
     <w:lvl w:ilvl="5">
       <w:start w:val="1"/>
-      <w:numFmt w:val="lowerRoman"/>
-      <w:lvlText w:val="%6."/>
+      <w:numFmt w:val="bullet"/>
+      <w:lvlText w:val="■"/>
       <w:lvlJc w:val="left"/>
       <w:pPr>
         <w:ind w:left="4320" w:hanging="360"/>
@@ -12867,8 +13068,8 @@
     </w:lvl>
     <w:lvl w:ilvl="6">
       <w:start w:val="1"/>
-      <w:numFmt w:val="decimal"/>
-      <w:lvlText w:val="%7."/>
+      <w:numFmt w:val="bullet"/>
+      <w:lvlText w:val="●"/>
       <w:lvlJc w:val="left"/>
       <w:pPr>
         <w:ind w:left="5040" w:hanging="360"/>
@@ -12879,8 +13080,8 @@
     </w:lvl>
     <w:lvl w:ilvl="7">
       <w:start w:val="1"/>
-      <w:numFmt w:val="lowerLetter"/>
-      <w:lvlText w:val="%8."/>
+      <w:numFmt w:val="bullet"/>
+      <w:lvlText w:val="○"/>
       <w:lvlJc w:val="left"/>
       <w:pPr>
         <w:ind w:left="5760" w:hanging="360"/>
@@ -12891,8 +13092,8 @@
     </w:lvl>
     <w:lvl w:ilvl="8">
       <w:start w:val="1"/>
-      <w:numFmt w:val="lowerRoman"/>
-      <w:lvlText w:val="%9."/>
+      <w:numFmt w:val="bullet"/>
+      <w:lvlText w:val="■"/>
       <w:lvlJc w:val="left"/>
       <w:pPr>
         <w:ind w:left="6480" w:hanging="360"/>
@@ -12905,8 +13106,8 @@
   <w:abstractNum w:abstractNumId="24">
     <w:lvl w:ilvl="0">
       <w:start w:val="1"/>
-      <w:numFmt w:val="bullet"/>
-      <w:lvlText w:val="●"/>
+      <w:numFmt w:val="decimal"/>
+      <w:lvlText w:val="%1."/>
       <w:lvlJc w:val="left"/>
       <w:pPr>
         <w:ind w:left="720" w:hanging="360"/>
@@ -12917,8 +13118,8 @@
     </w:lvl>
     <w:lvl w:ilvl="1">
       <w:start w:val="1"/>
-      <w:numFmt w:val="bullet"/>
-      <w:lvlText w:val="○"/>
+      <w:numFmt w:val="lowerLetter"/>
+      <w:lvlText w:val="%2."/>
       <w:lvlJc w:val="left"/>
       <w:pPr>
         <w:ind w:left="1440" w:hanging="360"/>
@@ -12929,8 +13130,8 @@
     </w:lvl>
     <w:lvl w:ilvl="2">
       <w:start w:val="1"/>
-      <w:numFmt w:val="bullet"/>
-      <w:lvlText w:val="■"/>
+      <w:numFmt w:val="lowerRoman"/>
+      <w:lvlText w:val="%3."/>
       <w:lvlJc w:val="left"/>
       <w:pPr>
         <w:ind w:left="2160" w:hanging="360"/>
@@ -12941,8 +13142,8 @@
     </w:lvl>
     <w:lvl w:ilvl="3">
       <w:start w:val="1"/>
-      <w:numFmt w:val="bullet"/>
-      <w:lvlText w:val="●"/>
+      <w:numFmt w:val="decimal"/>
+      <w:lvlText w:val="%4."/>
       <w:lvlJc w:val="left"/>
       <w:pPr>
         <w:ind w:left="2880" w:hanging="360"/>
@@ -12953,8 +13154,8 @@
     </w:lvl>
     <w:lvl w:ilvl="4">
       <w:start w:val="1"/>
-      <w:numFmt w:val="bullet"/>
-      <w:lvlText w:val="○"/>
+      <w:numFmt w:val="lowerLetter"/>
+      <w:lvlText w:val="%5."/>
       <w:lvlJc w:val="left"/>
       <w:pPr>
         <w:ind w:left="3600" w:hanging="360"/>
@@ -12965,8 +13166,8 @@
     </w:lvl>
     <w:lvl w:ilvl="5">
       <w:start w:val="1"/>
-      <w:numFmt w:val="bullet"/>
-      <w:lvlText w:val="■"/>
+      <w:numFmt w:val="lowerRoman"/>
+      <w:lvlText w:val="%6."/>
       <w:lvlJc w:val="left"/>
       <w:pPr>
         <w:ind w:left="4320" w:hanging="360"/>
@@ -12977,8 +13178,8 @@
     </w:lvl>
     <w:lvl w:ilvl="6">
       <w:start w:val="1"/>
-      <w:numFmt w:val="bullet"/>
-      <w:lvlText w:val="●"/>
+      <w:numFmt w:val="decimal"/>
+      <w:lvlText w:val="%7."/>
       <w:lvlJc w:val="left"/>
       <w:pPr>
         <w:ind w:left="5040" w:hanging="360"/>
@@ -12989,8 +13190,8 @@
     </w:lvl>
     <w:lvl w:ilvl="7">
       <w:start w:val="1"/>
-      <w:numFmt w:val="bullet"/>
-      <w:lvlText w:val="○"/>
+      <w:numFmt w:val="lowerLetter"/>
+      <w:lvlText w:val="%8."/>
       <w:lvlJc w:val="left"/>
       <w:pPr>
         <w:ind w:left="5760" w:hanging="360"/>
@@ -13001,8 +13202,8 @@
     </w:lvl>
     <w:lvl w:ilvl="8">
       <w:start w:val="1"/>
-      <w:numFmt w:val="bullet"/>
-      <w:lvlText w:val="■"/>
+      <w:numFmt w:val="lowerRoman"/>
+      <w:lvlText w:val="%9."/>
       <w:lvlJc w:val="left"/>
       <w:pPr>
         <w:ind w:left="6480" w:hanging="360"/>
@@ -14553,6 +14754,226 @@
     </w:lvl>
   </w:abstractNum>
   <w:abstractNum w:abstractNumId="39">
+    <w:lvl w:ilvl="0">
+      <w:start w:val="1"/>
+      <w:numFmt w:val="bullet"/>
+      <w:lvlText w:val="●"/>
+      <w:lvlJc w:val="left"/>
+      <w:pPr>
+        <w:ind w:left="720" w:hanging="360"/>
+      </w:pPr>
+      <w:rPr>
+        <w:u w:val="none"/>
+      </w:rPr>
+    </w:lvl>
+    <w:lvl w:ilvl="1">
+      <w:start w:val="1"/>
+      <w:numFmt w:val="bullet"/>
+      <w:lvlText w:val="○"/>
+      <w:lvlJc w:val="left"/>
+      <w:pPr>
+        <w:ind w:left="1440" w:hanging="360"/>
+      </w:pPr>
+      <w:rPr>
+        <w:u w:val="none"/>
+      </w:rPr>
+    </w:lvl>
+    <w:lvl w:ilvl="2">
+      <w:start w:val="1"/>
+      <w:numFmt w:val="bullet"/>
+      <w:lvlText w:val="■"/>
+      <w:lvlJc w:val="left"/>
+      <w:pPr>
+        <w:ind w:left="2160" w:hanging="360"/>
+      </w:pPr>
+      <w:rPr>
+        <w:u w:val="none"/>
+      </w:rPr>
+    </w:lvl>
+    <w:lvl w:ilvl="3">
+      <w:start w:val="1"/>
+      <w:numFmt w:val="bullet"/>
+      <w:lvlText w:val="●"/>
+      <w:lvlJc w:val="left"/>
+      <w:pPr>
+        <w:ind w:left="2880" w:hanging="360"/>
+      </w:pPr>
+      <w:rPr>
+        <w:u w:val="none"/>
+      </w:rPr>
+    </w:lvl>
+    <w:lvl w:ilvl="4">
+      <w:start w:val="1"/>
+      <w:numFmt w:val="bullet"/>
+      <w:lvlText w:val="○"/>
+      <w:lvlJc w:val="left"/>
+      <w:pPr>
+        <w:ind w:left="3600" w:hanging="360"/>
+      </w:pPr>
+      <w:rPr>
+        <w:u w:val="none"/>
+      </w:rPr>
+    </w:lvl>
+    <w:lvl w:ilvl="5">
+      <w:start w:val="1"/>
+      <w:numFmt w:val="bullet"/>
+      <w:lvlText w:val="■"/>
+      <w:lvlJc w:val="left"/>
+      <w:pPr>
+        <w:ind w:left="4320" w:hanging="360"/>
+      </w:pPr>
+      <w:rPr>
+        <w:u w:val="none"/>
+      </w:rPr>
+    </w:lvl>
+    <w:lvl w:ilvl="6">
+      <w:start w:val="1"/>
+      <w:numFmt w:val="bullet"/>
+      <w:lvlText w:val="●"/>
+      <w:lvlJc w:val="left"/>
+      <w:pPr>
+        <w:ind w:left="5040" w:hanging="360"/>
+      </w:pPr>
+      <w:rPr>
+        <w:u w:val="none"/>
+      </w:rPr>
+    </w:lvl>
+    <w:lvl w:ilvl="7">
+      <w:start w:val="1"/>
+      <w:numFmt w:val="bullet"/>
+      <w:lvlText w:val="○"/>
+      <w:lvlJc w:val="left"/>
+      <w:pPr>
+        <w:ind w:left="5760" w:hanging="360"/>
+      </w:pPr>
+      <w:rPr>
+        <w:u w:val="none"/>
+      </w:rPr>
+    </w:lvl>
+    <w:lvl w:ilvl="8">
+      <w:start w:val="1"/>
+      <w:numFmt w:val="bullet"/>
+      <w:lvlText w:val="■"/>
+      <w:lvlJc w:val="left"/>
+      <w:pPr>
+        <w:ind w:left="6480" w:hanging="360"/>
+      </w:pPr>
+      <w:rPr>
+        <w:u w:val="none"/>
+      </w:rPr>
+    </w:lvl>
+  </w:abstractNum>
+  <w:abstractNum w:abstractNumId="40">
+    <w:lvl w:ilvl="0">
+      <w:start w:val="1"/>
+      <w:numFmt w:val="bullet"/>
+      <w:lvlText w:val="●"/>
+      <w:lvlJc w:val="left"/>
+      <w:pPr>
+        <w:ind w:left="720" w:hanging="360"/>
+      </w:pPr>
+      <w:rPr>
+        <w:u w:val="none"/>
+      </w:rPr>
+    </w:lvl>
+    <w:lvl w:ilvl="1">
+      <w:start w:val="1"/>
+      <w:numFmt w:val="bullet"/>
+      <w:lvlText w:val="○"/>
+      <w:lvlJc w:val="left"/>
+      <w:pPr>
+        <w:ind w:left="1440" w:hanging="360"/>
+      </w:pPr>
+      <w:rPr>
+        <w:u w:val="none"/>
+      </w:rPr>
+    </w:lvl>
+    <w:lvl w:ilvl="2">
+      <w:start w:val="1"/>
+      <w:numFmt w:val="bullet"/>
+      <w:lvlText w:val="■"/>
+      <w:lvlJc w:val="left"/>
+      <w:pPr>
+        <w:ind w:left="2160" w:hanging="360"/>
+      </w:pPr>
+      <w:rPr>
+        <w:u w:val="none"/>
+      </w:rPr>
+    </w:lvl>
+    <w:lvl w:ilvl="3">
+      <w:start w:val="1"/>
+      <w:numFmt w:val="bullet"/>
+      <w:lvlText w:val="●"/>
+      <w:lvlJc w:val="left"/>
+      <w:pPr>
+        <w:ind w:left="2880" w:hanging="360"/>
+      </w:pPr>
+      <w:rPr>
+        <w:u w:val="none"/>
+      </w:rPr>
+    </w:lvl>
+    <w:lvl w:ilvl="4">
+      <w:start w:val="1"/>
+      <w:numFmt w:val="bullet"/>
+      <w:lvlText w:val="○"/>
+      <w:lvlJc w:val="left"/>
+      <w:pPr>
+        <w:ind w:left="3600" w:hanging="360"/>
+      </w:pPr>
+      <w:rPr>
+        <w:u w:val="none"/>
+      </w:rPr>
+    </w:lvl>
+    <w:lvl w:ilvl="5">
+      <w:start w:val="1"/>
+      <w:numFmt w:val="bullet"/>
+      <w:lvlText w:val="■"/>
+      <w:lvlJc w:val="left"/>
+      <w:pPr>
+        <w:ind w:left="4320" w:hanging="360"/>
+      </w:pPr>
+      <w:rPr>
+        <w:u w:val="none"/>
+      </w:rPr>
+    </w:lvl>
+    <w:lvl w:ilvl="6">
+      <w:start w:val="1"/>
+      <w:numFmt w:val="bullet"/>
+      <w:lvlText w:val="●"/>
+      <w:lvlJc w:val="left"/>
+      <w:pPr>
+        <w:ind w:left="5040" w:hanging="360"/>
+      </w:pPr>
+      <w:rPr>
+        <w:u w:val="none"/>
+      </w:rPr>
+    </w:lvl>
+    <w:lvl w:ilvl="7">
+      <w:start w:val="1"/>
+      <w:numFmt w:val="bullet"/>
+      <w:lvlText w:val="○"/>
+      <w:lvlJc w:val="left"/>
+      <w:pPr>
+        <w:ind w:left="5760" w:hanging="360"/>
+      </w:pPr>
+      <w:rPr>
+        <w:u w:val="none"/>
+      </w:rPr>
+    </w:lvl>
+    <w:lvl w:ilvl="8">
+      <w:start w:val="1"/>
+      <w:numFmt w:val="bullet"/>
+      <w:lvlText w:val="■"/>
+      <w:lvlJc w:val="left"/>
+      <w:pPr>
+        <w:ind w:left="6480" w:hanging="360"/>
+      </w:pPr>
+      <w:rPr>
+        <w:u w:val="none"/>
+      </w:rPr>
+    </w:lvl>
+  </w:abstractNum>
+  <w:abstractNum w:abstractNumId="41">
     <w:lvl w:ilvl="0">
       <w:start w:val="1"/>
       <w:numFmt w:val="bullet"/>
@@ -14778,6 +15199,12 @@
   </w:num>
   <w:num w:numId="39">
     <w:abstractNumId w:val="39"/>
+  </w:num>
+  <w:num w:numId="40">
+    <w:abstractNumId w:val="40"/>
+  </w:num>
+  <w:num w:numId="41">
+    <w:abstractNumId w:val="41"/>
   </w:num>
 </w:numbering>
 </file>

--- a/docs/DOC-028 — Proceso de Determinación de Responsabilidades Arquitectónicas Emergentes.docx
+++ b/docs/DOC-028 — Proceso de Determinación de Responsabilidades Arquitectónicas Emergentes.docx
@@ -447,7 +447,7 @@
               <w:rPr>
                 <w:rtl w:val="0"/>
               </w:rPr>
-              <w:t xml:space="preserve">Draft 1.0 Candidate</w:t>
+              <w:t xml:space="preserve">Approved</w:t>
             </w:r>
           </w:p>
         </w:tc>
